--- a/trading-dashboard.html.docx
+++ b/trading-dashboard.html.docx
@@ -4,584 +4,5921 @@
   <w:body>
     <w:p>
       <w:r>
-        <w:t>&lt;!DOCTYPE html&gt;</w:t>
-      </w:r>
-    </w:p>
-    <w:p>
-      <w:r>
-        <w:t>&lt;html lang="</w:t>
-      </w:r>
-      <w:proofErr w:type="spellStart"/>
-      <w:r>
-        <w:t>en</w:t>
-      </w:r>
-      <w:proofErr w:type="spellEnd"/>
-      <w:r>
-        <w:t>"&gt;</w:t>
-      </w:r>
-    </w:p>
-    <w:p>
-      <w:r>
-        <w:t>&lt;head&gt;</w:t>
-      </w:r>
-    </w:p>
-    <w:p>
-      <w:r>
-        <w:t xml:space="preserve">  &lt;meta charset="UTF-8"&gt;</w:t>
-      </w:r>
-    </w:p>
-    <w:p>
-      <w:r>
-        <w:t xml:space="preserve">  &lt;meta name="viewport" content="width=device-width, initial-scale=1.0"&gt;</w:t>
-      </w:r>
-    </w:p>
-    <w:p>
-      <w:r>
-        <w:t xml:space="preserve">  &lt;title&gt;Hybrid Trading Dashboard - Forex &amp; Commodities&lt;/title&gt;</w:t>
-      </w:r>
-    </w:p>
-    <w:p>
-      <w:r>
-        <w:t xml:space="preserve">  &lt;style&gt;</w:t>
-      </w:r>
-    </w:p>
-    <w:p>
-      <w:r>
-        <w:t xml:space="preserve">    body </w:t>
-      </w:r>
-      <w:proofErr w:type="gramStart"/>
-      <w:r>
-        <w:t>{ font</w:t>
-      </w:r>
-      <w:proofErr w:type="gramEnd"/>
-      <w:r>
-        <w:t xml:space="preserve">-family: Arial, sans-serif; margin: 0; padding: 20px; background: #0f172a; </w:t>
-      </w:r>
-      <w:proofErr w:type="spellStart"/>
-      <w:r>
-        <w:t>color</w:t>
-      </w:r>
-      <w:proofErr w:type="spellEnd"/>
-      <w:r>
-        <w:t>: #e2e8f0</w:t>
-      </w:r>
-      <w:proofErr w:type="gramStart"/>
-      <w:r>
-        <w:t>; }</w:t>
-      </w:r>
-      <w:proofErr w:type="gramEnd"/>
-    </w:p>
-    <w:p>
-      <w:r>
-        <w:t xml:space="preserve">    h1 </w:t>
-      </w:r>
-      <w:proofErr w:type="gramStart"/>
-      <w:r>
-        <w:t>{ text</w:t>
-      </w:r>
-      <w:proofErr w:type="gramEnd"/>
-      <w:r>
-        <w:t>-</w:t>
-      </w:r>
-      <w:proofErr w:type="gramStart"/>
-      <w:r>
-        <w:t>align:</w:t>
-      </w:r>
-      <w:proofErr w:type="gramEnd"/>
-      <w:r>
-        <w:t xml:space="preserve"> </w:t>
-      </w:r>
-      <w:proofErr w:type="spellStart"/>
-      <w:r>
-        <w:t>center</w:t>
-      </w:r>
-      <w:proofErr w:type="spellEnd"/>
-      <w:r>
-        <w:t xml:space="preserve">; </w:t>
-      </w:r>
-      <w:proofErr w:type="spellStart"/>
-      <w:r>
-        <w:t>color</w:t>
-      </w:r>
-      <w:proofErr w:type="spellEnd"/>
-      <w:r>
-        <w:t>: #22d3ee</w:t>
-      </w:r>
-      <w:proofErr w:type="gramStart"/>
-      <w:r>
-        <w:t>; }</w:t>
-      </w:r>
-      <w:proofErr w:type="gramEnd"/>
-    </w:p>
-    <w:p>
-      <w:r>
-        <w:t xml:space="preserve">    .container </w:t>
-      </w:r>
-      <w:proofErr w:type="gramStart"/>
-      <w:r>
-        <w:t>{ max</w:t>
-      </w:r>
-      <w:proofErr w:type="gramEnd"/>
-      <w:r>
-        <w:t>-width: 1200px; margin: auto</w:t>
-      </w:r>
-      <w:proofErr w:type="gramStart"/>
-      <w:r>
-        <w:t>; }</w:t>
-      </w:r>
-      <w:proofErr w:type="gramEnd"/>
-    </w:p>
-    <w:p>
-      <w:r>
-        <w:t xml:space="preserve">    </w:t>
-      </w:r>
-      <w:proofErr w:type="gramStart"/>
-      <w:r>
-        <w:t>.widget</w:t>
-      </w:r>
-      <w:proofErr w:type="gramEnd"/>
-      <w:r>
-        <w:t xml:space="preserve"> </w:t>
-      </w:r>
-      <w:proofErr w:type="gramStart"/>
-      <w:r>
-        <w:t>{ margin</w:t>
-      </w:r>
-      <w:proofErr w:type="gramEnd"/>
-      <w:r>
-        <w:t xml:space="preserve">: 20px 0; border-radius: 12px; overflow: hidden; box-shadow: 0 4px 20px </w:t>
-      </w:r>
-      <w:proofErr w:type="spellStart"/>
-      <w:proofErr w:type="gramStart"/>
-      <w:r>
-        <w:t>rgba</w:t>
-      </w:r>
-      <w:proofErr w:type="spellEnd"/>
-      <w:r>
-        <w:t>(</w:t>
-      </w:r>
-      <w:proofErr w:type="gramEnd"/>
-      <w:r>
-        <w:t>0,0,0,0.5)</w:t>
-      </w:r>
-      <w:proofErr w:type="gramStart"/>
-      <w:r>
-        <w:t>; }</w:t>
-      </w:r>
-      <w:proofErr w:type="gramEnd"/>
-    </w:p>
-    <w:p>
-      <w:r>
-        <w:t xml:space="preserve">    </w:t>
-      </w:r>
-      <w:proofErr w:type="spellStart"/>
-      <w:r>
-        <w:t>iframe</w:t>
-      </w:r>
-      <w:proofErr w:type="spellEnd"/>
-      <w:r>
-        <w:t xml:space="preserve"> </w:t>
-      </w:r>
-      <w:proofErr w:type="gramStart"/>
-      <w:r>
-        <w:t>{ width</w:t>
-      </w:r>
-      <w:proofErr w:type="gramEnd"/>
-      <w:r>
-        <w:t>: 100%; border: none</w:t>
-      </w:r>
-      <w:proofErr w:type="gramStart"/>
-      <w:r>
-        <w:t>; }</w:t>
-      </w:r>
-      <w:proofErr w:type="gramEnd"/>
-    </w:p>
-    <w:p>
-      <w:r>
-        <w:t xml:space="preserve">    </w:t>
-      </w:r>
-      <w:proofErr w:type="gramStart"/>
-      <w:r>
-        <w:t>.news</w:t>
-      </w:r>
-      <w:proofErr w:type="gramEnd"/>
-      <w:r>
-        <w:t xml:space="preserve"> </w:t>
-      </w:r>
-      <w:proofErr w:type="gramStart"/>
-      <w:r>
-        <w:t>{ background</w:t>
-      </w:r>
-      <w:proofErr w:type="gramEnd"/>
-      <w:r>
-        <w:t>: #1e2937; padding: 15px; border-radius: 8px</w:t>
-      </w:r>
-      <w:proofErr w:type="gramStart"/>
-      <w:r>
-        <w:t>; }</w:t>
-      </w:r>
-      <w:proofErr w:type="gramEnd"/>
-    </w:p>
-    <w:p>
-      <w:r>
-        <w:t xml:space="preserve">  &lt;/style&gt;</w:t>
-      </w:r>
-    </w:p>
-    <w:p>
-      <w:r>
-        <w:t>&lt;/head&gt;</w:t>
-      </w:r>
-    </w:p>
-    <w:p>
-      <w:r>
-        <w:t>&lt;body&gt;</w:t>
-      </w:r>
-    </w:p>
-    <w:p>
-      <w:r>
-        <w:t xml:space="preserve">  &lt;div class="container"&gt;</w:t>
-      </w:r>
-    </w:p>
-    <w:p>
-      <w:r>
-        <w:t xml:space="preserve">    &lt;h1&gt;</w:t>
-      </w:r>
+        <w:t># HYBRID Trading Terminal — Next.js Full Architecture (Desktop-First)</w:t>
+      </w:r>
+    </w:p>
+    <w:p/>
+    <w:p>
+      <w:r>
+        <w:t>This is the upgraded production structure for HYBRID as a **multi-page trading platform** (Landing + Auth + Terminal).</w:t>
+      </w:r>
+    </w:p>
+    <w:p/>
+    <w:p>
+      <w:r>
+        <w:t>---</w:t>
+      </w:r>
+    </w:p>
+    <w:p/>
+    <w:p>
+      <w:r>
+        <w:t># 1. Project Structure</w:t>
+      </w:r>
+    </w:p>
+    <w:p/>
+    <w:p>
+      <w:r>
+        <w:t>```</w:t>
+      </w:r>
+    </w:p>
+    <w:p>
+      <w:r>
+        <w:t>hybrid/</w:t>
+      </w:r>
+    </w:p>
+    <w:p>
+      <w:r>
+        <w:rPr>
+          <w:rFonts w:ascii="MS Gothic" w:eastAsia="MS Gothic" w:hAnsi="MS Gothic" w:cs="MS Gothic" w:hint="eastAsia"/>
+        </w:rPr>
+        <w:t>├</w:t>
+      </w:r>
+      <w:r>
+        <w:t>── app/</w:t>
+      </w:r>
+    </w:p>
+    <w:p>
+      <w:r>
+        <w:t xml:space="preserve">│   </w:t>
+      </w:r>
+      <w:r>
+        <w:rPr>
+          <w:rFonts w:ascii="MS Gothic" w:eastAsia="MS Gothic" w:hAnsi="MS Gothic" w:cs="MS Gothic" w:hint="eastAsia"/>
+        </w:rPr>
+        <w:t>├</w:t>
+      </w:r>
+      <w:r>
+        <w:t>── page.tsx              (Landing Page)</w:t>
+      </w:r>
+    </w:p>
+    <w:p>
+      <w:r>
+        <w:t xml:space="preserve">│   </w:t>
+      </w:r>
+      <w:r>
+        <w:rPr>
+          <w:rFonts w:ascii="MS Gothic" w:eastAsia="MS Gothic" w:hAnsi="MS Gothic" w:cs="MS Gothic" w:hint="eastAsia"/>
+        </w:rPr>
+        <w:t>├</w:t>
+      </w:r>
+      <w:r>
+        <w:t>── auth/</w:t>
+      </w:r>
+    </w:p>
+    <w:p>
+      <w:r>
+        <w:t>│   │   └── page.tsx          (Login / Signup)</w:t>
+      </w:r>
+    </w:p>
+    <w:p>
+      <w:r>
+        <w:t xml:space="preserve">│   </w:t>
+      </w:r>
+      <w:r>
+        <w:rPr>
+          <w:rFonts w:ascii="MS Gothic" w:eastAsia="MS Gothic" w:hAnsi="MS Gothic" w:cs="MS Gothic" w:hint="eastAsia"/>
+        </w:rPr>
+        <w:t>├</w:t>
+      </w:r>
+      <w:r>
+        <w:t>── terminal/</w:t>
+      </w:r>
+    </w:p>
+    <w:p>
+      <w:r>
+        <w:t>│   │   └── page.tsx          (Main Trading Dashboard)</w:t>
+      </w:r>
+    </w:p>
+    <w:p>
+      <w:r>
+        <w:t xml:space="preserve">│   </w:t>
+      </w:r>
+      <w:r>
+        <w:rPr>
+          <w:rFonts w:ascii="MS Gothic" w:eastAsia="MS Gothic" w:hAnsi="MS Gothic" w:cs="MS Gothic" w:hint="eastAsia"/>
+        </w:rPr>
+        <w:t>├</w:t>
+      </w:r>
+      <w:r>
+        <w:t>── layout.tsx            (Global Layout)</w:t>
+      </w:r>
+    </w:p>
+    <w:p>
+      <w:r>
+        <w:t>│   └── globals.css</w:t>
+      </w:r>
+    </w:p>
+    <w:p>
+      <w:r>
+        <w:rPr>
+          <w:rFonts w:ascii="MS Gothic" w:eastAsia="MS Gothic" w:hAnsi="MS Gothic" w:cs="MS Gothic" w:hint="eastAsia"/>
+        </w:rPr>
+        <w:t>├</w:t>
+      </w:r>
+      <w:r>
+        <w:t>── components/</w:t>
+      </w:r>
+    </w:p>
+    <w:p>
+      <w:r>
+        <w:t xml:space="preserve">│   </w:t>
+      </w:r>
+      <w:r>
+        <w:rPr>
+          <w:rFonts w:ascii="MS Gothic" w:eastAsia="MS Gothic" w:hAnsi="MS Gothic" w:cs="MS Gothic" w:hint="eastAsia"/>
+        </w:rPr>
+        <w:t>├</w:t>
+      </w:r>
+      <w:r>
+        <w:t>── Sidebar.tsx</w:t>
+      </w:r>
+    </w:p>
+    <w:p>
+      <w:r>
+        <w:t xml:space="preserve">│   </w:t>
+      </w:r>
+      <w:r>
+        <w:rPr>
+          <w:rFonts w:ascii="MS Gothic" w:eastAsia="MS Gothic" w:hAnsi="MS Gothic" w:cs="MS Gothic" w:hint="eastAsia"/>
+        </w:rPr>
+        <w:t>├</w:t>
+      </w:r>
+      <w:r>
+        <w:t>── Topbar.tsx</w:t>
+      </w:r>
+    </w:p>
+    <w:p>
+      <w:r>
+        <w:t xml:space="preserve">│   </w:t>
+      </w:r>
+      <w:r>
+        <w:rPr>
+          <w:rFonts w:ascii="MS Gothic" w:eastAsia="MS Gothic" w:hAnsi="MS Gothic" w:cs="MS Gothic" w:hint="eastAsia"/>
+        </w:rPr>
+        <w:t>├</w:t>
+      </w:r>
+      <w:r>
+        <w:t>── MarketCards.tsx</w:t>
+      </w:r>
+    </w:p>
+    <w:p>
+      <w:r>
+        <w:t xml:space="preserve">│   </w:t>
+      </w:r>
+      <w:r>
+        <w:rPr>
+          <w:rFonts w:ascii="MS Gothic" w:eastAsia="MS Gothic" w:hAnsi="MS Gothic" w:cs="MS Gothic" w:hint="eastAsia"/>
+        </w:rPr>
+        <w:t>├</w:t>
+      </w:r>
+      <w:r>
+        <w:t>── TradingChart.tsx</w:t>
+      </w:r>
+    </w:p>
+    <w:p>
+      <w:r>
+        <w:t xml:space="preserve">│   </w:t>
+      </w:r>
+      <w:r>
+        <w:rPr>
+          <w:rFonts w:ascii="MS Gothic" w:eastAsia="MS Gothic" w:hAnsi="MS Gothic" w:cs="MS Gothic" w:hint="eastAsia"/>
+        </w:rPr>
+        <w:t>├</w:t>
+      </w:r>
+      <w:r>
+        <w:t>── NewsPanel.tsx</w:t>
+      </w:r>
+    </w:p>
+    <w:p>
+      <w:r>
+        <w:t>│   └── UI/</w:t>
+      </w:r>
+    </w:p>
+    <w:p>
+      <w:r>
+        <w:rPr>
+          <w:rFonts w:ascii="MS Gothic" w:eastAsia="MS Gothic" w:hAnsi="MS Gothic" w:cs="MS Gothic" w:hint="eastAsia"/>
+        </w:rPr>
+        <w:t>├</w:t>
+      </w:r>
+      <w:r>
+        <w:t>── lib/</w:t>
+      </w:r>
+    </w:p>
+    <w:p>
+      <w:r>
+        <w:t xml:space="preserve">│   </w:t>
+      </w:r>
+      <w:r>
+        <w:rPr>
+          <w:rFonts w:ascii="MS Gothic" w:eastAsia="MS Gothic" w:hAnsi="MS Gothic" w:cs="MS Gothic" w:hint="eastAsia"/>
+        </w:rPr>
+        <w:t>├</w:t>
+      </w:r>
+      <w:r>
+        <w:t>── supabase.ts</w:t>
+      </w:r>
+    </w:p>
+    <w:p>
+      <w:r>
+        <w:lastRenderedPageBreak/>
+        <w:t xml:space="preserve">│   </w:t>
+      </w:r>
+      <w:r>
+        <w:rPr>
+          <w:rFonts w:ascii="MS Gothic" w:eastAsia="MS Gothic" w:hAnsi="MS Gothic" w:cs="MS Gothic" w:hint="eastAsia"/>
+        </w:rPr>
+        <w:t>├</w:t>
+      </w:r>
+      <w:r>
+        <w:t>── market-data.ts</w:t>
+      </w:r>
+    </w:p>
+    <w:p>
+      <w:r>
+        <w:t>│   └── indicators.ts</w:t>
+      </w:r>
+    </w:p>
+    <w:p>
+      <w:r>
+        <w:rPr>
+          <w:rFonts w:ascii="MS Gothic" w:eastAsia="MS Gothic" w:hAnsi="MS Gothic" w:cs="MS Gothic" w:hint="eastAsia"/>
+        </w:rPr>
+        <w:t>├</w:t>
+      </w:r>
+      <w:r>
+        <w:t>── styles/</w:t>
+      </w:r>
+    </w:p>
+    <w:p>
+      <w:r>
+        <w:rPr>
+          <w:rFonts w:ascii="MS Gothic" w:eastAsia="MS Gothic" w:hAnsi="MS Gothic" w:cs="MS Gothic" w:hint="eastAsia"/>
+        </w:rPr>
+        <w:t>├</w:t>
+      </w:r>
+      <w:r>
+        <w:t>── public/</w:t>
+      </w:r>
+    </w:p>
+    <w:p>
+      <w:r>
+        <w:t>└── package.json</w:t>
+      </w:r>
+    </w:p>
+    <w:p>
+      <w:r>
+        <w:t>```</w:t>
+      </w:r>
+    </w:p>
+    <w:p/>
+    <w:p>
+      <w:r>
+        <w:t>---</w:t>
+      </w:r>
+    </w:p>
+    <w:p/>
+    <w:p>
+      <w:r>
+        <w:t># 2. Landing Page (app/page.tsx)</w:t>
+      </w:r>
+    </w:p>
+    <w:p/>
+    <w:p>
+      <w:r>
+        <w:t>```tsx</w:t>
+      </w:r>
+    </w:p>
+    <w:p>
+      <w:r>
+        <w:t>export default function Home() {</w:t>
+      </w:r>
+    </w:p>
+    <w:p>
+      <w:r>
+        <w:t xml:space="preserve">  return (</w:t>
+      </w:r>
+    </w:p>
+    <w:p>
+      <w:r>
+        <w:t xml:space="preserve">    &lt;main className="min-h-screen bg-black text-white"&gt;</w:t>
+      </w:r>
+    </w:p>
+    <w:p>
+      <w:r>
+        <w:t xml:space="preserve">      &lt;section className="flex flex-col items-center justify-center h-screen text-center"&gt;</w:t>
+      </w:r>
+    </w:p>
+    <w:p>
+      <w:r>
+        <w:t xml:space="preserve">        &lt;h1 className="text-6xl font-bold tracking-tight"&gt;</w:t>
+      </w:r>
+    </w:p>
+    <w:p>
+      <w:r>
+        <w:t xml:space="preserve">          HYBRID</w:t>
+      </w:r>
+    </w:p>
+    <w:p>
+      <w:r>
+        <w:t xml:space="preserve">        &lt;/h1&gt;</w:t>
+      </w:r>
+    </w:p>
+    <w:p>
+      <w:r>
+        <w:t xml:space="preserve">        &lt;p className="text-gray-400 mt-4"&gt;</w:t>
+      </w:r>
+    </w:p>
+    <w:p>
+      <w:r>
+        <w:t xml:space="preserve">          Institutional Intelligence for Crypto &amp; Forex</w:t>
+      </w:r>
+    </w:p>
+    <w:p>
+      <w:r>
+        <w:t xml:space="preserve">        &lt;/p&gt;</w:t>
+      </w:r>
+    </w:p>
+    <w:p>
+      <w:r>
+        <w:t xml:space="preserve">        &lt;div className="mt-8 flex gap-4"&gt;</w:t>
+      </w:r>
+    </w:p>
+    <w:p>
+      <w:r>
+        <w:t xml:space="preserve">          &lt;a href="/terminal" className="px-6 py-3 bg-white text-black rounded-xl"&gt;</w:t>
+      </w:r>
+    </w:p>
+    <w:p>
+      <w:r>
+        <w:t xml:space="preserve">            Enter Terminal</w:t>
+      </w:r>
+    </w:p>
+    <w:p>
+      <w:r>
+        <w:t xml:space="preserve">          &lt;/a&gt;</w:t>
+      </w:r>
+    </w:p>
+    <w:p>
+      <w:r>
+        <w:t xml:space="preserve">          &lt;a href="#" className="px-6 py-3 border border-white rounded-xl"&gt;</w:t>
+      </w:r>
+    </w:p>
+    <w:p>
+      <w:r>
+        <w:t xml:space="preserve">            View Markets</w:t>
+      </w:r>
+    </w:p>
+    <w:p>
+      <w:r>
+        <w:lastRenderedPageBreak/>
+        <w:t xml:space="preserve">          &lt;/a&gt;</w:t>
+      </w:r>
+    </w:p>
+    <w:p>
+      <w:r>
+        <w:t xml:space="preserve">        &lt;/div&gt;</w:t>
+      </w:r>
+    </w:p>
+    <w:p>
+      <w:r>
+        <w:t xml:space="preserve">      &lt;/section&gt;</w:t>
+      </w:r>
+    </w:p>
+    <w:p>
+      <w:r>
+        <w:t xml:space="preserve">    &lt;/main&gt;</w:t>
+      </w:r>
+    </w:p>
+    <w:p>
+      <w:r>
+        <w:t xml:space="preserve">  );</w:t>
+      </w:r>
+    </w:p>
+    <w:p>
+      <w:r>
+        <w:t>}</w:t>
+      </w:r>
+    </w:p>
+    <w:p>
+      <w:r>
+        <w:t>```</w:t>
+      </w:r>
+    </w:p>
+    <w:p/>
+    <w:p>
+      <w:r>
+        <w:t>---</w:t>
+      </w:r>
+    </w:p>
+    <w:p/>
+    <w:p>
+      <w:r>
+        <w:t># 3. Terminal Page (app/terminal/page.tsx)</w:t>
+      </w:r>
+    </w:p>
+    <w:p/>
+    <w:p>
+      <w:r>
+        <w:t>```tsx</w:t>
+      </w:r>
+    </w:p>
+    <w:p>
+      <w:r>
+        <w:t>import Sidebar from "@/components/Sidebar";</w:t>
+      </w:r>
+    </w:p>
+    <w:p>
+      <w:r>
+        <w:t>import Topbar from "@/components/Topbar";</w:t>
+      </w:r>
+    </w:p>
+    <w:p>
+      <w:r>
+        <w:t>import TradingChart from "@/components/TradingChart";</w:t>
+      </w:r>
+    </w:p>
+    <w:p>
+      <w:r>
+        <w:t>import MarketCards from "@/components/MarketCards";</w:t>
+      </w:r>
+    </w:p>
+    <w:p>
+      <w:r>
+        <w:t>import NewsPanel from "@/components/NewsPanel";</w:t>
+      </w:r>
+    </w:p>
+    <w:p/>
+    <w:p>
+      <w:r>
+        <w:t>export default function Terminal() {</w:t>
+      </w:r>
+    </w:p>
+    <w:p>
+      <w:r>
+        <w:t xml:space="preserve">  return (</w:t>
+      </w:r>
+    </w:p>
+    <w:p>
+      <w:r>
+        <w:t xml:space="preserve">    &lt;div className="flex h-screen bg-[#0A0F1C] text-white"&gt;</w:t>
+      </w:r>
+    </w:p>
+    <w:p>
+      <w:r>
+        <w:t xml:space="preserve">      &lt;Sidebar /&gt;</w:t>
+      </w:r>
+    </w:p>
+    <w:p/>
+    <w:p>
+      <w:r>
+        <w:t xml:space="preserve">      &lt;div className="flex flex-col flex-1"&gt;</w:t>
+      </w:r>
+    </w:p>
+    <w:p>
+      <w:r>
+        <w:t xml:space="preserve">        &lt;Topbar /&gt;</w:t>
+      </w:r>
+    </w:p>
+    <w:p/>
+    <w:p>
+      <w:r>
+        <w:t xml:space="preserve">        &lt;MarketCards /&gt;</w:t>
+      </w:r>
+    </w:p>
+    <w:p/>
+    <w:p>
+      <w:r>
+        <w:t xml:space="preserve">        &lt;div className="flex flex-1 overflow-hidden"&gt;</w:t>
+      </w:r>
+    </w:p>
+    <w:p>
+      <w:r>
+        <w:t xml:space="preserve">          &lt;div className="flex-1 p-4"&gt;</w:t>
+      </w:r>
+    </w:p>
+    <w:p>
+      <w:r>
+        <w:t xml:space="preserve">            &lt;TradingChart /&gt;</w:t>
+      </w:r>
+    </w:p>
+    <w:p>
+      <w:r>
+        <w:t xml:space="preserve">          &lt;/div&gt;</w:t>
+      </w:r>
+    </w:p>
+    <w:p/>
+    <w:p>
+      <w:r>
+        <w:t xml:space="preserve">          &lt;NewsPanel /&gt;</w:t>
+      </w:r>
+    </w:p>
+    <w:p>
+      <w:r>
+        <w:t xml:space="preserve">        &lt;/div&gt;</w:t>
+      </w:r>
+    </w:p>
+    <w:p>
+      <w:r>
+        <w:t xml:space="preserve">      &lt;/div&gt;</w:t>
+      </w:r>
+    </w:p>
+    <w:p>
+      <w:r>
+        <w:t xml:space="preserve">    &lt;/div&gt;</w:t>
+      </w:r>
+    </w:p>
+    <w:p>
+      <w:r>
+        <w:t xml:space="preserve">  );</w:t>
+      </w:r>
+    </w:p>
+    <w:p>
+      <w:r>
+        <w:t>}</w:t>
+      </w:r>
+    </w:p>
+    <w:p>
+      <w:r>
+        <w:t>```</w:t>
+      </w:r>
+    </w:p>
+    <w:p/>
+    <w:p>
+      <w:r>
+        <w:t>---</w:t>
+      </w:r>
+    </w:p>
+    <w:p/>
+    <w:p>
+      <w:r>
+        <w:t># 4. Sidebar Component</w:t>
+      </w:r>
+    </w:p>
+    <w:p/>
+    <w:p>
+      <w:r>
+        <w:t>```tsx</w:t>
+      </w:r>
+    </w:p>
+    <w:p>
+      <w:r>
+        <w:t>export default function Sidebar() {</w:t>
+      </w:r>
+    </w:p>
+    <w:p>
+      <w:r>
+        <w:t xml:space="preserve">  return (</w:t>
+      </w:r>
+    </w:p>
+    <w:p>
+      <w:r>
+        <w:t xml:space="preserve">    &lt;div className="w-64 bg-[#0F172A] border-r border-gray-800 p-4"&gt;</w:t>
+      </w:r>
+    </w:p>
+    <w:p>
+      <w:r>
+        <w:t xml:space="preserve">      &lt;h2 className="text-xl font-bold mb-6"&gt;HYBRID&lt;/h2&gt;</w:t>
+      </w:r>
+    </w:p>
+    <w:p/>
+    <w:p>
+      <w:r>
+        <w:t xml:space="preserve">      &lt;nav className="space-y-2"&gt;</w:t>
+      </w:r>
+    </w:p>
+    <w:p>
+      <w:r>
+        <w:t xml:space="preserve">        &lt;a className="block p-2 hover:bg-gray-800 rounded"&gt;Dashboard&lt;/a&gt;</w:t>
+      </w:r>
+    </w:p>
+    <w:p>
+      <w:r>
+        <w:t xml:space="preserve">        &lt;a className="block p-2 hover:bg-gray-800 rounded"&gt;Signals&lt;/a&gt;</w:t>
+      </w:r>
+    </w:p>
+    <w:p>
+      <w:r>
+        <w:t xml:space="preserve">        &lt;a className="block p-2 hover:bg-gray-800 rounded"&gt;Bots&lt;/a&gt;</w:t>
+      </w:r>
+    </w:p>
+    <w:p>
+      <w:r>
+        <w:lastRenderedPageBreak/>
+        <w:t xml:space="preserve">        &lt;a className="block p-2 hover:bg-gray-800 rounded"&gt;Journal&lt;/a&gt;</w:t>
+      </w:r>
+    </w:p>
+    <w:p>
+      <w:r>
+        <w:t xml:space="preserve">        &lt;a className="block p-2 hover:bg-gray-800 rounded"&gt;Settings&lt;/a&gt;</w:t>
+      </w:r>
+    </w:p>
+    <w:p>
+      <w:r>
+        <w:t xml:space="preserve">      &lt;/nav&gt;</w:t>
+      </w:r>
+    </w:p>
+    <w:p>
+      <w:r>
+        <w:t xml:space="preserve">    &lt;/div&gt;</w:t>
+      </w:r>
+    </w:p>
+    <w:p>
+      <w:r>
+        <w:t xml:space="preserve">  );</w:t>
+      </w:r>
+    </w:p>
+    <w:p>
+      <w:r>
+        <w:t>}</w:t>
+      </w:r>
+    </w:p>
+    <w:p>
+      <w:r>
+        <w:t>```</w:t>
+      </w:r>
+    </w:p>
+    <w:p/>
+    <w:p>
+      <w:r>
+        <w:t>---</w:t>
+      </w:r>
+    </w:p>
+    <w:p/>
+    <w:p>
+      <w:r>
+        <w:t># 5. Trading Chart (TradingView Integration)</w:t>
+      </w:r>
+    </w:p>
+    <w:p/>
+    <w:p>
+      <w:r>
+        <w:t>```tsx</w:t>
+      </w:r>
+    </w:p>
+    <w:p>
+      <w:r>
+        <w:t>"use client";</w:t>
+      </w:r>
+    </w:p>
+    <w:p>
+      <w:r>
+        <w:t>import { useEffect } from "react";</w:t>
+      </w:r>
+    </w:p>
+    <w:p/>
+    <w:p>
+      <w:r>
+        <w:t>export default function TradingChart() {</w:t>
+      </w:r>
+    </w:p>
+    <w:p>
+      <w:r>
+        <w:t xml:space="preserve">  useEffect(() =&gt; {</w:t>
+      </w:r>
+    </w:p>
+    <w:p>
+      <w:r>
+        <w:t xml:space="preserve">    new (window as any).TradingView.widget({</w:t>
+      </w:r>
+    </w:p>
+    <w:p>
+      <w:r>
+        <w:t xml:space="preserve">      container_id: "tv_chart",</w:t>
+      </w:r>
+    </w:p>
+    <w:p>
+      <w:r>
+        <w:t xml:space="preserve">      symbol: "BINANCE:BTCUSDT",</w:t>
+      </w:r>
+    </w:p>
+    <w:p>
+      <w:r>
+        <w:t xml:space="preserve">      interval: "60",</w:t>
+      </w:r>
+    </w:p>
+    <w:p>
+      <w:r>
+        <w:t xml:space="preserve">      theme: "dark",</w:t>
+      </w:r>
+    </w:p>
+    <w:p>
+      <w:r>
+        <w:t xml:space="preserve">      style: "1",</w:t>
+      </w:r>
+    </w:p>
+    <w:p>
+      <w:r>
+        <w:t xml:space="preserve">      width: "100%",</w:t>
+      </w:r>
+    </w:p>
+    <w:p>
+      <w:r>
+        <w:t xml:space="preserve">      height: "100%"</w:t>
+      </w:r>
+    </w:p>
+    <w:p>
+      <w:r>
+        <w:t xml:space="preserve">    });</w:t>
+      </w:r>
+    </w:p>
+    <w:p>
+      <w:r>
+        <w:t xml:space="preserve">  }, []);</w:t>
+      </w:r>
+    </w:p>
+    <w:p/>
+    <w:p>
+      <w:r>
+        <w:t xml:space="preserve">  return &lt;div id="tv_chart" className="h-full w-full rounded-xl" /&gt;;</w:t>
+      </w:r>
+    </w:p>
+    <w:p>
+      <w:r>
+        <w:t>}</w:t>
+      </w:r>
+    </w:p>
+    <w:p>
+      <w:r>
+        <w:t>```</w:t>
+      </w:r>
+    </w:p>
+    <w:p/>
+    <w:p>
+      <w:r>
+        <w:t>---</w:t>
+      </w:r>
+    </w:p>
+    <w:p/>
+    <w:p>
+      <w:r>
+        <w:t># 6. Auth Page (app/auth/page.tsx)</w:t>
+      </w:r>
+    </w:p>
+    <w:p/>
+    <w:p>
+      <w:r>
+        <w:t>```tsx</w:t>
+      </w:r>
+    </w:p>
+    <w:p>
+      <w:r>
+        <w:t>export default function AuthPage() {</w:t>
+      </w:r>
+    </w:p>
+    <w:p>
+      <w:r>
+        <w:t xml:space="preserve">  return (</w:t>
+      </w:r>
+    </w:p>
+    <w:p>
+      <w:r>
+        <w:t xml:space="preserve">    &lt;div className="min-h-screen flex items-center justify-center bg-black text-white"&gt;</w:t>
+      </w:r>
+    </w:p>
+    <w:p>
+      <w:r>
+        <w:t xml:space="preserve">      &lt;div className="w-96 p-6 border border-gray-800 rounded-xl"&gt;</w:t>
+      </w:r>
+    </w:p>
+    <w:p>
+      <w:r>
+        <w:t xml:space="preserve">        &lt;h1 className="text-2xl mb-4"&gt;Login to HYBRID&lt;/h1&gt;</w:t>
+      </w:r>
+    </w:p>
+    <w:p/>
+    <w:p>
+      <w:r>
+        <w:t xml:space="preserve">        &lt;input className="w-full p-2 mb-3 bg-gray-900" placeholder="Email" /&gt;</w:t>
+      </w:r>
+    </w:p>
+    <w:p>
+      <w:r>
+        <w:t xml:space="preserve">        &lt;input className="w-full p-2 mb-3 bg-gray-900" placeholder="Password" /&gt;</w:t>
+      </w:r>
+    </w:p>
+    <w:p/>
+    <w:p>
+      <w:r>
+        <w:t xml:space="preserve">        &lt;button className="w-full bg-white text-black p-2 rounded"&gt;</w:t>
+      </w:r>
+    </w:p>
+    <w:p>
+      <w:r>
+        <w:t xml:space="preserve">          Login</w:t>
+      </w:r>
+    </w:p>
+    <w:p>
+      <w:r>
+        <w:t xml:space="preserve">        &lt;/button&gt;</w:t>
+      </w:r>
+    </w:p>
+    <w:p>
+      <w:r>
+        <w:t xml:space="preserve">      &lt;/div&gt;</w:t>
+      </w:r>
+    </w:p>
+    <w:p>
+      <w:r>
+        <w:t xml:space="preserve">    &lt;/div&gt;</w:t>
+      </w:r>
+    </w:p>
+    <w:p>
+      <w:r>
+        <w:t xml:space="preserve">  );</w:t>
+      </w:r>
+    </w:p>
+    <w:p>
+      <w:r>
+        <w:t>}</w:t>
+      </w:r>
+    </w:p>
+    <w:p>
+      <w:r>
+        <w:t>```</w:t>
+      </w:r>
+    </w:p>
+    <w:p/>
+    <w:p>
+      <w:r>
+        <w:lastRenderedPageBreak/>
+        <w:t>---</w:t>
+      </w:r>
+    </w:p>
+    <w:p/>
+    <w:p>
+      <w:r>
+        <w:t># 7. Next Upgrade Phase</w:t>
+      </w:r>
+    </w:p>
+    <w:p/>
+    <w:p>
+      <w:r>
+        <w:t>Now that structure is complete, we upgrade into:</w:t>
+      </w:r>
+    </w:p>
+    <w:p/>
+    <w:p>
+      <w:r>
+        <w:t>### Phase 2</w:t>
+      </w:r>
+    </w:p>
+    <w:p>
+      <w:r>
+        <w:t>- Supabase authentication</w:t>
+      </w:r>
+    </w:p>
+    <w:p>
+      <w:r>
+        <w:t>- User sessions</w:t>
+      </w:r>
+    </w:p>
+    <w:p/>
+    <w:p>
+      <w:r>
+        <w:t>### Phase 3</w:t>
+      </w:r>
+    </w:p>
+    <w:p>
+      <w:r>
+        <w:t>- Live crypto feeds (Binance)</w:t>
+      </w:r>
+    </w:p>
+    <w:p>
+      <w:r>
+        <w:t>- Forex feeds (OANDA / Alpha Vantage)</w:t>
+      </w:r>
+    </w:p>
+    <w:p/>
+    <w:p>
+      <w:r>
+        <w:t>### Phase 4</w:t>
+      </w:r>
+    </w:p>
+    <w:p>
+      <w:r>
+        <w:t>- Trade execution (API bridges)</w:t>
+      </w:r>
+    </w:p>
+    <w:p/>
+    <w:p>
+      <w:r>
+        <w:t>---</w:t>
+      </w:r>
+    </w:p>
+    <w:p/>
+    <w:p>
+      <w:r>
+        <w:t># Result</w:t>
+      </w:r>
+    </w:p>
+    <w:p>
+      <w:r>
+        <w:t>You now have a **real scalable trading platform architecture**, not a static UI.</w:t>
+      </w:r>
+    </w:p>
+    <w:p/>
+    <w:p>
+      <w:r>
+        <w:t>Next step: connect live market data or add authentication system.</w:t>
+      </w:r>
+    </w:p>
+    <w:p/>
+    <w:p>
+      <w:r>
+        <w:t>---</w:t>
+      </w:r>
+    </w:p>
+    <w:p/>
+    <w:p>
+      <w:r>
+        <w:t># 8. Supabase Authentication (HYBRID Security Layer)</w:t>
+      </w:r>
+    </w:p>
+    <w:p/>
+    <w:p>
+      <w:r>
+        <w:lastRenderedPageBreak/>
+        <w:t>We now add login + protected terminal using:</w:t>
+      </w:r>
+    </w:p>
+    <w:p>
+      <w:r>
+        <w:rPr>
+          <w:rFonts w:hint="eastAsia"/>
+        </w:rPr>
+        <w:t></w:t>
+      </w:r>
+      <w:r>
+        <w:t>entity</w:t>
+      </w:r>
+      <w:r>
+        <w:rPr>
+          <w:rFonts w:hint="eastAsia"/>
+        </w:rPr>
+        <w:t></w:t>
+      </w:r>
+      <w:r>
+        <w:t>["company","Supabase","backend platform"]</w:t>
+      </w:r>
+      <w:r>
+        <w:rPr>
+          <w:rFonts w:hint="eastAsia"/>
+        </w:rPr>
+        <w:t></w:t>
+      </w:r>
+    </w:p>
+    <w:p/>
+    <w:p>
+      <w:r>
+        <w:t>---</w:t>
+      </w:r>
+    </w:p>
+    <w:p/>
+    <w:p>
+      <w:r>
+        <w:t>## 8.1 Install dependency</w:t>
+      </w:r>
+    </w:p>
+    <w:p/>
+    <w:p>
+      <w:r>
+        <w:t>```bash</w:t>
+      </w:r>
+    </w:p>
+    <w:p>
+      <w:r>
+        <w:t>npm install @supabase/supabase-js</w:t>
+      </w:r>
+    </w:p>
+    <w:p>
+      <w:r>
+        <w:t>```</w:t>
+      </w:r>
+    </w:p>
+    <w:p/>
+    <w:p>
+      <w:r>
+        <w:t>---</w:t>
+      </w:r>
+    </w:p>
+    <w:p/>
+    <w:p>
+      <w:r>
+        <w:t>## 8.2 Create Supabase client</w:t>
+      </w:r>
+    </w:p>
+    <w:p/>
+    <w:p>
       <w:r>
         <w:rPr>
           <w:rFonts w:ascii="Apple Color Emoji" w:hAnsi="Apple Color Emoji" w:cs="Apple Color Emoji"/>
         </w:rPr>
+        <w:t>📁</w:t>
+      </w:r>
+      <w:r>
+        <w:t xml:space="preserve"> `lib/supabase.ts`</w:t>
+      </w:r>
+    </w:p>
+    <w:p/>
+    <w:p>
+      <w:r>
+        <w:t>```ts</w:t>
+      </w:r>
+    </w:p>
+    <w:p>
+      <w:r>
+        <w:t>import { createClient } from "@supabase/supabase-js";</w:t>
+      </w:r>
+    </w:p>
+    <w:p/>
+    <w:p>
+      <w:r>
+        <w:t>export const supabase = createClient(</w:t>
+      </w:r>
+    </w:p>
+    <w:p>
+      <w:r>
+        <w:t xml:space="preserve">  process.env.NEXT_PUBLIC_SUPABASE_URL!,</w:t>
+      </w:r>
+    </w:p>
+    <w:p>
+      <w:r>
+        <w:t xml:space="preserve">  process.env.NEXT_PUBLIC_SUPABASE_ANON_KEY!</w:t>
+      </w:r>
+    </w:p>
+    <w:p>
+      <w:r>
+        <w:t>);</w:t>
+      </w:r>
+    </w:p>
+    <w:p>
+      <w:r>
+        <w:t>```</w:t>
+      </w:r>
+    </w:p>
+    <w:p/>
+    <w:p>
+      <w:r>
+        <w:t>---</w:t>
+      </w:r>
+    </w:p>
+    <w:p/>
+    <w:p>
+      <w:r>
+        <w:lastRenderedPageBreak/>
+        <w:t>## 8.3 Environment variables</w:t>
+      </w:r>
+    </w:p>
+    <w:p/>
+    <w:p>
+      <w:r>
+        <w:rPr>
+          <w:rFonts w:ascii="Apple Color Emoji" w:hAnsi="Apple Color Emoji" w:cs="Apple Color Emoji"/>
+        </w:rPr>
+        <w:t>📁</w:t>
+      </w:r>
+      <w:r>
+        <w:t xml:space="preserve"> `.env.local`</w:t>
+      </w:r>
+    </w:p>
+    <w:p/>
+    <w:p>
+      <w:r>
+        <w:t>```env</w:t>
+      </w:r>
+    </w:p>
+    <w:p>
+      <w:r>
+        <w:t>NEXT_PUBLIC_SUPABASE_URL=your_url_here</w:t>
+      </w:r>
+    </w:p>
+    <w:p>
+      <w:r>
+        <w:t>NEXT_PUBLIC_SUPABASE_ANON_KEY=your_key_here</w:t>
+      </w:r>
+    </w:p>
+    <w:p>
+      <w:r>
+        <w:t>```</w:t>
+      </w:r>
+    </w:p>
+    <w:p/>
+    <w:p>
+      <w:r>
+        <w:t>---</w:t>
+      </w:r>
+    </w:p>
+    <w:p/>
+    <w:p>
+      <w:r>
+        <w:t>## 8.4 Auth Page (Login / Signup)</w:t>
+      </w:r>
+    </w:p>
+    <w:p/>
+    <w:p>
+      <w:r>
+        <w:rPr>
+          <w:rFonts w:ascii="Apple Color Emoji" w:hAnsi="Apple Color Emoji" w:cs="Apple Color Emoji"/>
+        </w:rPr>
+        <w:t>📁</w:t>
+      </w:r>
+      <w:r>
+        <w:t xml:space="preserve"> `app/auth/page.tsx`</w:t>
+      </w:r>
+    </w:p>
+    <w:p/>
+    <w:p>
+      <w:r>
+        <w:t>```tsx</w:t>
+      </w:r>
+    </w:p>
+    <w:p>
+      <w:r>
+        <w:t>"use client";</w:t>
+      </w:r>
+    </w:p>
+    <w:p/>
+    <w:p>
+      <w:r>
+        <w:t>import { useState } from "react";</w:t>
+      </w:r>
+    </w:p>
+    <w:p>
+      <w:r>
+        <w:t>import { supabase } from "@/lib/supabase";</w:t>
+      </w:r>
+    </w:p>
+    <w:p>
+      <w:r>
+        <w:t>import { useRouter } from "next/navigation";</w:t>
+      </w:r>
+    </w:p>
+    <w:p/>
+    <w:p>
+      <w:r>
+        <w:t>export default function AuthPage() {</w:t>
+      </w:r>
+    </w:p>
+    <w:p>
+      <w:r>
+        <w:t xml:space="preserve">  const router = useRouter();</w:t>
+      </w:r>
+    </w:p>
+    <w:p>
+      <w:r>
+        <w:t xml:space="preserve">  const [email, setEmail] = useState("");</w:t>
+      </w:r>
+    </w:p>
+    <w:p>
+      <w:r>
+        <w:t xml:space="preserve">  const [password, setPassword] = useState("");</w:t>
+      </w:r>
+    </w:p>
+    <w:p/>
+    <w:p>
+      <w:r>
+        <w:t xml:space="preserve">  const signIn = async () =&gt; {</w:t>
+      </w:r>
+    </w:p>
+    <w:p>
+      <w:r>
+        <w:lastRenderedPageBreak/>
+        <w:t xml:space="preserve">    const { error } = await supabase.auth.signInWithPassword({ email, password });</w:t>
+      </w:r>
+    </w:p>
+    <w:p>
+      <w:r>
+        <w:t xml:space="preserve">    if (!error) router.push("/terminal");</w:t>
+      </w:r>
+    </w:p>
+    <w:p>
+      <w:r>
+        <w:t xml:space="preserve">  };</w:t>
+      </w:r>
+    </w:p>
+    <w:p/>
+    <w:p>
+      <w:r>
+        <w:t xml:space="preserve">  const signUp = async () =&gt; {</w:t>
+      </w:r>
+    </w:p>
+    <w:p>
+      <w:r>
+        <w:t xml:space="preserve">    const { error } = await supabase.auth.signUp({ email, password });</w:t>
+      </w:r>
+    </w:p>
+    <w:p>
+      <w:r>
+        <w:t xml:space="preserve">    if (!error) alert("Check your email to confirm account");</w:t>
+      </w:r>
+    </w:p>
+    <w:p>
+      <w:r>
+        <w:t xml:space="preserve">  };</w:t>
+      </w:r>
+    </w:p>
+    <w:p/>
+    <w:p>
+      <w:r>
+        <w:t xml:space="preserve">  return (</w:t>
+      </w:r>
+    </w:p>
+    <w:p>
+      <w:r>
+        <w:t xml:space="preserve">    &lt;div className="min-h-screen flex items-center justify-center bg-black text-white"&gt;</w:t>
+      </w:r>
+    </w:p>
+    <w:p>
+      <w:r>
+        <w:t xml:space="preserve">      &lt;div className="w-96 p-6 border border-gray-800 rounded-xl"&gt;</w:t>
+      </w:r>
+    </w:p>
+    <w:p>
+      <w:r>
+        <w:t xml:space="preserve">        &lt;h1 className="text-2xl mb-4"&gt;HYBRID Access&lt;/h1&gt;</w:t>
+      </w:r>
+    </w:p>
+    <w:p/>
+    <w:p>
+      <w:r>
+        <w:t xml:space="preserve">        &lt;input className="w-full p-2 mb-3 bg-gray-900" placeholder="Email" onChange={(e) =&gt; setEmail(e.target.value)} /&gt;</w:t>
+      </w:r>
+    </w:p>
+    <w:p>
+      <w:r>
+        <w:t xml:space="preserve">        &lt;input className="w-full p-2 mb-3 bg-gray-900" placeholder="Password" type="password" onChange={(e) =&gt; setPassword(e.target.value)} /&gt;</w:t>
+      </w:r>
+    </w:p>
+    <w:p/>
+    <w:p>
+      <w:r>
+        <w:t xml:space="preserve">        &lt;button onClick={signIn} className="w-full bg-white text-black p-2 rounded mb-2"&gt;</w:t>
+      </w:r>
+    </w:p>
+    <w:p>
+      <w:r>
+        <w:t xml:space="preserve">          Login</w:t>
+      </w:r>
+    </w:p>
+    <w:p>
+      <w:r>
+        <w:t xml:space="preserve">        &lt;/button&gt;</w:t>
+      </w:r>
+    </w:p>
+    <w:p/>
+    <w:p>
+      <w:r>
+        <w:t xml:space="preserve">        &lt;button onClick={signUp} className="w-full border border-white p-2 rounded"&gt;</w:t>
+      </w:r>
+    </w:p>
+    <w:p>
+      <w:r>
+        <w:t xml:space="preserve">          Sign Up</w:t>
+      </w:r>
+    </w:p>
+    <w:p>
+      <w:r>
+        <w:t xml:space="preserve">        &lt;/button&gt;</w:t>
+      </w:r>
+    </w:p>
+    <w:p>
+      <w:r>
+        <w:t xml:space="preserve">      &lt;/div&gt;</w:t>
+      </w:r>
+    </w:p>
+    <w:p>
+      <w:r>
+        <w:t xml:space="preserve">    &lt;/div&gt;</w:t>
+      </w:r>
+    </w:p>
+    <w:p>
+      <w:r>
+        <w:lastRenderedPageBreak/>
+        <w:t xml:space="preserve">  );</w:t>
+      </w:r>
+    </w:p>
+    <w:p>
+      <w:r>
+        <w:t>}</w:t>
+      </w:r>
+    </w:p>
+    <w:p>
+      <w:r>
+        <w:t>```</w:t>
+      </w:r>
+    </w:p>
+    <w:p/>
+    <w:p>
+      <w:r>
+        <w:t>---</w:t>
+      </w:r>
+    </w:p>
+    <w:p/>
+    <w:p>
+      <w:r>
+        <w:t>## 8.5 Protected Terminal</w:t>
+      </w:r>
+    </w:p>
+    <w:p/>
+    <w:p>
+      <w:r>
+        <w:rPr>
+          <w:rFonts w:ascii="Apple Color Emoji" w:hAnsi="Apple Color Emoji" w:cs="Apple Color Emoji"/>
+        </w:rPr>
+        <w:t>📁</w:t>
+      </w:r>
+      <w:r>
+        <w:t xml:space="preserve"> `app/terminal/page.tsx`</w:t>
+      </w:r>
+    </w:p>
+    <w:p/>
+    <w:p>
+      <w:r>
+        <w:t>```tsx</w:t>
+      </w:r>
+    </w:p>
+    <w:p>
+      <w:r>
+        <w:t>"use client";</w:t>
+      </w:r>
+    </w:p>
+    <w:p/>
+    <w:p>
+      <w:r>
+        <w:t>import { useEffect, useState } from "react";</w:t>
+      </w:r>
+    </w:p>
+    <w:p>
+      <w:r>
+        <w:t>import { supabase } from "@/lib/supabase";</w:t>
+      </w:r>
+    </w:p>
+    <w:p>
+      <w:r>
+        <w:t>import { useRouter } from "next/navigation";</w:t>
+      </w:r>
+    </w:p>
+    <w:p/>
+    <w:p>
+      <w:r>
+        <w:t>export default function Terminal() {</w:t>
+      </w:r>
+    </w:p>
+    <w:p>
+      <w:r>
+        <w:t xml:space="preserve">  const router = useRouter();</w:t>
+      </w:r>
+    </w:p>
+    <w:p>
+      <w:r>
+        <w:t xml:space="preserve">  const [loading, setLoading] = useState(true);</w:t>
+      </w:r>
+    </w:p>
+    <w:p/>
+    <w:p>
+      <w:r>
+        <w:t xml:space="preserve">  useEffect(() =&gt; {</w:t>
+      </w:r>
+    </w:p>
+    <w:p>
+      <w:r>
+        <w:t xml:space="preserve">    const checkUser = async () =&gt; {</w:t>
+      </w:r>
+    </w:p>
+    <w:p>
+      <w:r>
+        <w:t xml:space="preserve">      const { data } = await supabase.auth.getUser();</w:t>
+      </w:r>
+    </w:p>
+    <w:p/>
+    <w:p>
+      <w:r>
+        <w:t xml:space="preserve">      if (!data.user) {</w:t>
+      </w:r>
+    </w:p>
+    <w:p>
+      <w:r>
+        <w:t xml:space="preserve">        router.push("/auth");</w:t>
+      </w:r>
+    </w:p>
+    <w:p>
+      <w:r>
+        <w:t xml:space="preserve">      } else {</w:t>
+      </w:r>
+    </w:p>
+    <w:p>
+      <w:r>
+        <w:lastRenderedPageBreak/>
+        <w:t xml:space="preserve">        setLoading(false);</w:t>
+      </w:r>
+    </w:p>
+    <w:p>
+      <w:r>
+        <w:t xml:space="preserve">      }</w:t>
+      </w:r>
+    </w:p>
+    <w:p>
+      <w:r>
+        <w:t xml:space="preserve">    };</w:t>
+      </w:r>
+    </w:p>
+    <w:p/>
+    <w:p>
+      <w:r>
+        <w:t xml:space="preserve">    checkUser();</w:t>
+      </w:r>
+    </w:p>
+    <w:p>
+      <w:r>
+        <w:t xml:space="preserve">  }, []);</w:t>
+      </w:r>
+    </w:p>
+    <w:p/>
+    <w:p>
+      <w:r>
+        <w:t xml:space="preserve">  if (loading) return &lt;div className="text-white p-10"&gt;Loading HYBRID...&lt;/div&gt;;</w:t>
+      </w:r>
+    </w:p>
+    <w:p/>
+    <w:p>
+      <w:r>
+        <w:t xml:space="preserve">  return (</w:t>
+      </w:r>
+    </w:p>
+    <w:p>
+      <w:r>
+        <w:t xml:space="preserve">    &lt;div className="text-white p-10"&gt;</w:t>
+      </w:r>
+    </w:p>
+    <w:p>
+      <w:r>
+        <w:t xml:space="preserve">      HYBRID Terminal (Protected)</w:t>
+      </w:r>
+    </w:p>
+    <w:p>
+      <w:r>
+        <w:t xml:space="preserve">    &lt;/div&gt;</w:t>
+      </w:r>
+    </w:p>
+    <w:p>
+      <w:r>
+        <w:t xml:space="preserve">  );</w:t>
+      </w:r>
+    </w:p>
+    <w:p>
+      <w:r>
+        <w:t>}</w:t>
+      </w:r>
+    </w:p>
+    <w:p>
+      <w:r>
+        <w:t>```</w:t>
+      </w:r>
+    </w:p>
+    <w:p/>
+    <w:p>
+      <w:r>
+        <w:t>---</w:t>
+      </w:r>
+    </w:p>
+    <w:p/>
+    <w:p>
+      <w:r>
+        <w:t>## 8.6 Logout</w:t>
+      </w:r>
+    </w:p>
+    <w:p/>
+    <w:p>
+      <w:r>
+        <w:t>```ts</w:t>
+      </w:r>
+    </w:p>
+    <w:p>
+      <w:r>
+        <w:t>await supabase.auth.signOut();</w:t>
+      </w:r>
+    </w:p>
+    <w:p>
+      <w:r>
+        <w:t>```</w:t>
+      </w:r>
+    </w:p>
+    <w:p/>
+    <w:p>
+      <w:r>
+        <w:t>---</w:t>
+      </w:r>
+    </w:p>
+    <w:p/>
+    <w:p>
+      <w:r>
+        <w:t># Result</w:t>
+      </w:r>
+    </w:p>
+    <w:p>
+      <w:r>
+        <w:rPr>
+          <w:rFonts w:ascii="Apple Color Emoji" w:hAnsi="Apple Color Emoji" w:cs="Apple Color Emoji"/>
+        </w:rPr>
+        <w:lastRenderedPageBreak/>
+        <w:t>✔</w:t>
+      </w:r>
+      <w:r>
+        <w:t xml:space="preserve"> Login system</w:t>
+      </w:r>
+    </w:p>
+    <w:p>
+      <w:r>
+        <w:rPr>
+          <w:rFonts w:ascii="Apple Color Emoji" w:hAnsi="Apple Color Emoji" w:cs="Apple Color Emoji"/>
+        </w:rPr>
+        <w:t>✔</w:t>
+      </w:r>
+      <w:r>
+        <w:t xml:space="preserve"> Signup system</w:t>
+      </w:r>
+    </w:p>
+    <w:p>
+      <w:r>
+        <w:rPr>
+          <w:rFonts w:ascii="Apple Color Emoji" w:hAnsi="Apple Color Emoji" w:cs="Apple Color Emoji"/>
+        </w:rPr>
+        <w:t>✔</w:t>
+      </w:r>
+      <w:r>
+        <w:t xml:space="preserve"> Session protection</w:t>
+      </w:r>
+    </w:p>
+    <w:p>
+      <w:r>
+        <w:rPr>
+          <w:rFonts w:ascii="Apple Color Emoji" w:hAnsi="Apple Color Emoji" w:cs="Apple Color Emoji"/>
+        </w:rPr>
+        <w:t>✔</w:t>
+      </w:r>
+      <w:r>
+        <w:t xml:space="preserve"> Secure terminal access</w:t>
+      </w:r>
+    </w:p>
+    <w:p/>
+    <w:p>
+      <w:r>
+        <w:t>---</w:t>
+      </w:r>
+    </w:p>
+    <w:p/>
+    <w:p>
+      <w:r>
+        <w:t># Next Phase</w:t>
+      </w:r>
+    </w:p>
+    <w:p>
+      <w:r>
+        <w:t>When this works, we add:</w:t>
+      </w:r>
+    </w:p>
+    <w:p>
+      <w:r>
+        <w:t>- Live crypto feeds (Binance)</w:t>
+      </w:r>
+    </w:p>
+    <w:p>
+      <w:r>
+        <w:t>- Forex feeds (OANDA / Alpha Vantage)</w:t>
+      </w:r>
+    </w:p>
+    <w:p>
+      <w:r>
+        <w:t>- Real-time AI signals</w:t>
+      </w:r>
+    </w:p>
+    <w:p/>
+    <w:p>
+      <w:r>
+        <w:t>Reply: "live data next" when ready</w:t>
+      </w:r>
+    </w:p>
+    <w:p/>
+    <w:p>
+      <w:r>
+        <w:t>---</w:t>
+      </w:r>
+    </w:p>
+    <w:p/>
+    <w:p>
+      <w:r>
+        <w:t># 9. Live Market Data Layer (Crypto + Forex)</w:t>
+      </w:r>
+    </w:p>
+    <w:p/>
+    <w:p>
+      <w:r>
+        <w:t>We now upgrade HYBRID with real-time data feeds for:</w:t>
+      </w:r>
+    </w:p>
+    <w:p>
+      <w:r>
+        <w:t>- Crypto markets</w:t>
+      </w:r>
+    </w:p>
+    <w:p>
+      <w:r>
+        <w:t>- Forex markets</w:t>
+      </w:r>
+    </w:p>
+    <w:p/>
+    <w:p>
+      <w:r>
+        <w:t>This powers the dashboard, signals, and future trading execution.</w:t>
+      </w:r>
+    </w:p>
+    <w:p/>
+    <w:p>
+      <w:r>
+        <w:t>---</w:t>
+      </w:r>
+    </w:p>
+    <w:p/>
+    <w:p>
+      <w:r>
+        <w:t># 9.1 Crypto Live Data (WebSocket)</w:t>
+      </w:r>
+    </w:p>
+    <w:p/>
+    <w:p>
+      <w:r>
+        <w:t>We use:</w:t>
+      </w:r>
+    </w:p>
+    <w:p>
+      <w:r>
+        <w:rPr>
+          <w:rFonts w:hint="eastAsia"/>
+        </w:rPr>
+        <w:t></w:t>
+      </w:r>
+      <w:r>
+        <w:t>entity</w:t>
+      </w:r>
+      <w:r>
+        <w:rPr>
+          <w:rFonts w:hint="eastAsia"/>
+        </w:rPr>
+        <w:t></w:t>
+      </w:r>
+      <w:r>
+        <w:t>["company","Binance","cryptocurrency exchange"]</w:t>
+      </w:r>
+      <w:r>
+        <w:rPr>
+          <w:rFonts w:hint="eastAsia"/>
+        </w:rPr>
+        <w:t></w:t>
+      </w:r>
+    </w:p>
+    <w:p/>
+    <w:p>
+      <w:r>
+        <w:t>## Install no extra package (native WebSocket)</w:t>
+      </w:r>
+    </w:p>
+    <w:p/>
+    <w:p>
+      <w:r>
+        <w:t>---</w:t>
+      </w:r>
+    </w:p>
+    <w:p/>
+    <w:p>
+      <w:r>
+        <w:t>## BTC/USDT Live Feed</w:t>
+      </w:r>
+    </w:p>
+    <w:p/>
+    <w:p>
+      <w:r>
+        <w:rPr>
+          <w:rFonts w:ascii="Apple Color Emoji" w:hAnsi="Apple Color Emoji" w:cs="Apple Color Emoji"/>
+        </w:rPr>
+        <w:t>📁</w:t>
+      </w:r>
+      <w:r>
+        <w:t xml:space="preserve"> `lib/crypto-feed.ts`</w:t>
+      </w:r>
+    </w:p>
+    <w:p/>
+    <w:p>
+      <w:r>
+        <w:t>```ts</w:t>
+      </w:r>
+    </w:p>
+    <w:p>
+      <w:r>
+        <w:t>export function connectBinanceBTC(callback: (price: number) =&gt; void) {</w:t>
+      </w:r>
+    </w:p>
+    <w:p>
+      <w:r>
+        <w:t xml:space="preserve">  const ws = new WebSocket(</w:t>
+      </w:r>
+    </w:p>
+    <w:p>
+      <w:r>
+        <w:t xml:space="preserve">    "wss://stream.binance.com:9443/ws/btcusdt@trade"</w:t>
+      </w:r>
+    </w:p>
+    <w:p>
+      <w:r>
+        <w:t xml:space="preserve">  );</w:t>
+      </w:r>
+    </w:p>
+    <w:p/>
+    <w:p>
+      <w:r>
+        <w:t xml:space="preserve">  ws.onmessage = (event) =&gt; {</w:t>
+      </w:r>
+    </w:p>
+    <w:p>
+      <w:r>
+        <w:t xml:space="preserve">    const data = JSON.parse(event.data);</w:t>
+      </w:r>
+    </w:p>
+    <w:p>
+      <w:r>
+        <w:t xml:space="preserve">    callback(parseFloat(data.p));</w:t>
+      </w:r>
+    </w:p>
+    <w:p>
+      <w:r>
+        <w:t xml:space="preserve">  };</w:t>
+      </w:r>
+    </w:p>
+    <w:p/>
+    <w:p>
+      <w:r>
+        <w:t xml:space="preserve">  return ws;</w:t>
+      </w:r>
+    </w:p>
+    <w:p>
+      <w:r>
+        <w:t>}</w:t>
+      </w:r>
+    </w:p>
+    <w:p>
+      <w:r>
+        <w:t>```</w:t>
+      </w:r>
+    </w:p>
+    <w:p/>
+    <w:p>
+      <w:r>
+        <w:t>---</w:t>
+      </w:r>
+    </w:p>
+    <w:p/>
+    <w:p>
+      <w:r>
+        <w:t>## Use in Terminal</w:t>
+      </w:r>
+    </w:p>
+    <w:p/>
+    <w:p>
+      <w:r>
+        <w:t>```tsx</w:t>
+      </w:r>
+    </w:p>
+    <w:p>
+      <w:r>
+        <w:t>"use client";</w:t>
+      </w:r>
+    </w:p>
+    <w:p/>
+    <w:p>
+      <w:r>
+        <w:t>import { useEffect, useState } from "react";</w:t>
+      </w:r>
+    </w:p>
+    <w:p>
+      <w:r>
+        <w:t>import { connectBinanceBTC } from "@/lib/crypto-feed";</w:t>
+      </w:r>
+    </w:p>
+    <w:p/>
+    <w:p>
+      <w:r>
+        <w:t>export default function BTCPrice() {</w:t>
+      </w:r>
+    </w:p>
+    <w:p>
+      <w:r>
+        <w:t xml:space="preserve">  const [price, setPrice] = useState(0);</w:t>
+      </w:r>
+    </w:p>
+    <w:p/>
+    <w:p>
+      <w:r>
+        <w:t xml:space="preserve">  useEffect(() =&gt; {</w:t>
+      </w:r>
+    </w:p>
+    <w:p>
+      <w:r>
+        <w:t xml:space="preserve">    const ws = connectBinanceBTC(setPrice);</w:t>
+      </w:r>
+    </w:p>
+    <w:p>
+      <w:r>
+        <w:t xml:space="preserve">    return () =&gt; ws.close();</w:t>
+      </w:r>
+    </w:p>
+    <w:p>
+      <w:r>
+        <w:t xml:space="preserve">  }, []);</w:t>
+      </w:r>
+    </w:p>
+    <w:p/>
+    <w:p>
+      <w:r>
+        <w:t xml:space="preserve">  return (</w:t>
+      </w:r>
+    </w:p>
+    <w:p>
+      <w:r>
+        <w:t xml:space="preserve">    &lt;div className="text-2xl font-mono"&gt;</w:t>
+      </w:r>
+    </w:p>
+    <w:p>
+      <w:r>
+        <w:t xml:space="preserve">      BTC: ${price.toFixed(2)}</w:t>
+      </w:r>
+    </w:p>
+    <w:p>
+      <w:r>
+        <w:t xml:space="preserve">    &lt;/div&gt;</w:t>
+      </w:r>
+    </w:p>
+    <w:p>
+      <w:r>
+        <w:t xml:space="preserve">  );</w:t>
+      </w:r>
+    </w:p>
+    <w:p>
+      <w:r>
+        <w:t>}</w:t>
+      </w:r>
+    </w:p>
+    <w:p>
+      <w:r>
+        <w:t>```</w:t>
+      </w:r>
+    </w:p>
+    <w:p/>
+    <w:p>
+      <w:r>
+        <w:t>---</w:t>
+      </w:r>
+    </w:p>
+    <w:p/>
+    <w:p>
+      <w:r>
+        <w:t># 9.2 Forex Live Data</w:t>
+      </w:r>
+    </w:p>
+    <w:p/>
+    <w:p>
+      <w:r>
+        <w:t>We use:</w:t>
+      </w:r>
+    </w:p>
+    <w:p>
+      <w:r>
+        <w:rPr>
+          <w:rFonts w:hint="eastAsia"/>
+        </w:rPr>
+        <w:t></w:t>
+      </w:r>
+      <w:r>
+        <w:t>entity</w:t>
+      </w:r>
+      <w:r>
+        <w:rPr>
+          <w:rFonts w:hint="eastAsia"/>
+        </w:rPr>
+        <w:t></w:t>
+      </w:r>
+      <w:r>
+        <w:t>["company","OANDA","forex broker"]</w:t>
+      </w:r>
+      <w:r>
+        <w:rPr>
+          <w:rFonts w:hint="eastAsia"/>
+        </w:rPr>
+        <w:t></w:t>
+      </w:r>
+    </w:p>
+    <w:p>
+      <w:r>
+        <w:t>and optionally:</w:t>
+      </w:r>
+    </w:p>
+    <w:p>
+      <w:r>
+        <w:rPr>
+          <w:rFonts w:hint="eastAsia"/>
+        </w:rPr>
+        <w:t></w:t>
+      </w:r>
+      <w:r>
+        <w:t>entity</w:t>
+      </w:r>
+      <w:r>
+        <w:rPr>
+          <w:rFonts w:hint="eastAsia"/>
+        </w:rPr>
+        <w:t></w:t>
+      </w:r>
+      <w:r>
+        <w:t>["company","Alpha Vantage","financial market data company"]</w:t>
+      </w:r>
+      <w:r>
+        <w:rPr>
+          <w:rFonts w:hint="eastAsia"/>
+        </w:rPr>
+        <w:t></w:t>
+      </w:r>
+    </w:p>
+    <w:p/>
+    <w:p>
+      <w:r>
+        <w:t>---</w:t>
+      </w:r>
+    </w:p>
+    <w:p/>
+    <w:p>
+      <w:r>
+        <w:t>## Example REST polling (EUR/USD)</w:t>
+      </w:r>
+    </w:p>
+    <w:p/>
+    <w:p>
+      <w:r>
+        <w:rPr>
+          <w:rFonts w:ascii="Apple Color Emoji" w:hAnsi="Apple Color Emoji" w:cs="Apple Color Emoji"/>
+        </w:rPr>
+        <w:t>📁</w:t>
+      </w:r>
+      <w:r>
+        <w:t xml:space="preserve"> `lib/forex-feed.ts`</w:t>
+      </w:r>
+    </w:p>
+    <w:p/>
+    <w:p>
+      <w:r>
+        <w:t>```ts</w:t>
+      </w:r>
+    </w:p>
+    <w:p>
+      <w:r>
+        <w:t>export async function getEURUSD() {</w:t>
+      </w:r>
+    </w:p>
+    <w:p>
+      <w:r>
+        <w:t xml:space="preserve">  const res = await fetch(</w:t>
+      </w:r>
+    </w:p>
+    <w:p>
+      <w:r>
+        <w:t xml:space="preserve">    "https://api.exchangerate.host/latest?base=EUR&amp;symbols=USD"</w:t>
+      </w:r>
+    </w:p>
+    <w:p>
+      <w:r>
+        <w:t xml:space="preserve">  );</w:t>
+      </w:r>
+    </w:p>
+    <w:p/>
+    <w:p>
+      <w:r>
+        <w:t xml:space="preserve">  const data = await res.json();</w:t>
+      </w:r>
+    </w:p>
+    <w:p>
+      <w:r>
+        <w:t xml:space="preserve">  return data.rates.USD;</w:t>
+      </w:r>
+    </w:p>
+    <w:p>
+      <w:r>
+        <w:t>}</w:t>
+      </w:r>
+    </w:p>
+    <w:p>
+      <w:r>
+        <w:t>```</w:t>
+      </w:r>
+    </w:p>
+    <w:p/>
+    <w:p>
+      <w:r>
+        <w:t>---</w:t>
+      </w:r>
+    </w:p>
+    <w:p/>
+    <w:p>
+      <w:r>
+        <w:t>## Use in UI</w:t>
+      </w:r>
+    </w:p>
+    <w:p/>
+    <w:p>
+      <w:r>
+        <w:t>```tsx</w:t>
+      </w:r>
+    </w:p>
+    <w:p>
+      <w:r>
+        <w:lastRenderedPageBreak/>
+        <w:t>"use client";</w:t>
+      </w:r>
+    </w:p>
+    <w:p/>
+    <w:p>
+      <w:r>
+        <w:t>import { useEffect, useState } from "react";</w:t>
+      </w:r>
+    </w:p>
+    <w:p>
+      <w:r>
+        <w:t>import { getEURUSD } from "@/lib/forex-feed";</w:t>
+      </w:r>
+    </w:p>
+    <w:p/>
+    <w:p>
+      <w:r>
+        <w:t>export default function EURUSD() {</w:t>
+      </w:r>
+    </w:p>
+    <w:p>
+      <w:r>
+        <w:t xml:space="preserve">  const [price, setPrice] = useState(0);</w:t>
+      </w:r>
+    </w:p>
+    <w:p/>
+    <w:p>
+      <w:r>
+        <w:t xml:space="preserve">  useEffect(() =&gt; {</w:t>
+      </w:r>
+    </w:p>
+    <w:p>
+      <w:r>
+        <w:t xml:space="preserve">    const load = async () =&gt; {</w:t>
+      </w:r>
+    </w:p>
+    <w:p>
+      <w:r>
+        <w:t xml:space="preserve">      const p = await getEURUSD();</w:t>
+      </w:r>
+    </w:p>
+    <w:p>
+      <w:r>
+        <w:t xml:space="preserve">      setPrice(p);</w:t>
+      </w:r>
+    </w:p>
+    <w:p>
+      <w:r>
+        <w:t xml:space="preserve">    };</w:t>
+      </w:r>
+    </w:p>
+    <w:p/>
+    <w:p>
+      <w:r>
+        <w:t xml:space="preserve">    load();</w:t>
+      </w:r>
+    </w:p>
+    <w:p>
+      <w:r>
+        <w:t xml:space="preserve">    const interval = setInterval(load, 5000);</w:t>
+      </w:r>
+    </w:p>
+    <w:p/>
+    <w:p>
+      <w:r>
+        <w:t xml:space="preserve">    return () =&gt; clearInterval(interval);</w:t>
+      </w:r>
+    </w:p>
+    <w:p>
+      <w:r>
+        <w:t xml:space="preserve">  }, []);</w:t>
+      </w:r>
+    </w:p>
+    <w:p/>
+    <w:p>
+      <w:r>
+        <w:t xml:space="preserve">  return (</w:t>
+      </w:r>
+    </w:p>
+    <w:p>
+      <w:r>
+        <w:t xml:space="preserve">    &lt;div className="text-xl"&gt;</w:t>
+      </w:r>
+    </w:p>
+    <w:p>
+      <w:r>
+        <w:t xml:space="preserve">      EUR/USD: {price}</w:t>
+      </w:r>
+    </w:p>
+    <w:p>
+      <w:r>
+        <w:t xml:space="preserve">    &lt;/div&gt;</w:t>
+      </w:r>
+    </w:p>
+    <w:p>
+      <w:r>
+        <w:t xml:space="preserve">  );</w:t>
+      </w:r>
+    </w:p>
+    <w:p>
+      <w:r>
+        <w:t>}</w:t>
+      </w:r>
+    </w:p>
+    <w:p>
+      <w:r>
+        <w:t>```</w:t>
+      </w:r>
+    </w:p>
+    <w:p/>
+    <w:p>
+      <w:r>
+        <w:lastRenderedPageBreak/>
+        <w:t>---</w:t>
+      </w:r>
+    </w:p>
+    <w:p/>
+    <w:p>
+      <w:r>
+        <w:t># 9.3 Market Data Architecture</w:t>
+      </w:r>
+    </w:p>
+    <w:p/>
+    <w:p>
+      <w:r>
+        <w:t>```text</w:t>
+      </w:r>
+    </w:p>
+    <w:p>
+      <w:r>
+        <w:t>Binance WebSocket → Crypto Prices → Terminal UI</w:t>
+      </w:r>
+    </w:p>
+    <w:p>
+      <w:r>
+        <w:t>OANDA / APIs → Forex Prices → Terminal UI</w:t>
+      </w:r>
+    </w:p>
+    <w:p>
+      <w:r>
+        <w:t>```</w:t>
+      </w:r>
+    </w:p>
+    <w:p/>
+    <w:p>
+      <w:r>
+        <w:t>---</w:t>
+      </w:r>
+    </w:p>
+    <w:p/>
+    <w:p>
+      <w:r>
+        <w:t># 9.4 What this unlocks</w:t>
+      </w:r>
+    </w:p>
+    <w:p/>
+    <w:p>
+      <w:r>
+        <w:rPr>
+          <w:rFonts w:ascii="Apple Color Emoji" w:hAnsi="Apple Color Emoji" w:cs="Apple Color Emoji"/>
+        </w:rPr>
+        <w:t>✔</w:t>
+      </w:r>
+      <w:r>
+        <w:t xml:space="preserve"> Live BTC/ETH prices</w:t>
+      </w:r>
+    </w:p>
+    <w:p>
+      <w:r>
+        <w:rPr>
+          <w:rFonts w:ascii="Apple Color Emoji" w:hAnsi="Apple Color Emoji" w:cs="Apple Color Emoji"/>
+        </w:rPr>
+        <w:t>✔</w:t>
+      </w:r>
+      <w:r>
+        <w:t xml:space="preserve"> Live forex pricing</w:t>
+      </w:r>
+    </w:p>
+    <w:p>
+      <w:r>
+        <w:rPr>
+          <w:rFonts w:ascii="Apple Color Emoji" w:hAnsi="Apple Color Emoji" w:cs="Apple Color Emoji"/>
+        </w:rPr>
+        <w:t>✔</w:t>
+      </w:r>
+      <w:r>
+        <w:t xml:space="preserve"> Foundation for AI signals</w:t>
+      </w:r>
+    </w:p>
+    <w:p>
+      <w:r>
+        <w:rPr>
+          <w:rFonts w:ascii="Apple Color Emoji" w:hAnsi="Apple Color Emoji" w:cs="Apple Color Emoji"/>
+        </w:rPr>
+        <w:t>✔</w:t>
+      </w:r>
+      <w:r>
+        <w:t xml:space="preserve"> Real-time dashboard updates</w:t>
+      </w:r>
+    </w:p>
+    <w:p/>
+    <w:p>
+      <w:r>
+        <w:t>---</w:t>
+      </w:r>
+    </w:p>
+    <w:p/>
+    <w:p>
+      <w:r>
+        <w:t># Next Upgrade (very important)</w:t>
+      </w:r>
+    </w:p>
+    <w:p/>
+    <w:p>
+      <w:r>
+        <w:t>Now HYBRID is ready for its core intelligence layer:</w:t>
+      </w:r>
+    </w:p>
+    <w:p/>
+    <w:p>
+      <w:r>
+        <w:t xml:space="preserve">### </w:t>
+      </w:r>
+      <w:r>
+        <w:rPr>
+          <w:rFonts w:ascii="Apple Color Emoji" w:hAnsi="Apple Color Emoji" w:cs="Apple Color Emoji"/>
+        </w:rPr>
+        <w:t>👉</w:t>
+      </w:r>
+      <w:r>
+        <w:t xml:space="preserve"> AI SIGNAL ENGINE</w:t>
+      </w:r>
+    </w:p>
+    <w:p>
+      <w:r>
+        <w:t>We will build:</w:t>
+      </w:r>
+    </w:p>
+    <w:p>
+      <w:r>
+        <w:t>- BUY / SELL signals</w:t>
+      </w:r>
+    </w:p>
+    <w:p>
+      <w:r>
+        <w:t>- Confidence scoring</w:t>
+      </w:r>
+    </w:p>
+    <w:p>
+      <w:r>
+        <w:lastRenderedPageBreak/>
+        <w:t>- RSI / MACD logic</w:t>
+      </w:r>
+    </w:p>
+    <w:p>
+      <w:r>
+        <w:t>- Smart money detection</w:t>
+      </w:r>
+    </w:p>
+    <w:p/>
+    <w:p>
+      <w:r>
+        <w:t>Reply:</w:t>
+      </w:r>
+    </w:p>
+    <w:p>
+      <w:r>
+        <w:rPr>
+          <w:rFonts w:ascii="Apple Color Emoji" w:hAnsi="Apple Color Emoji" w:cs="Apple Color Emoji"/>
+        </w:rPr>
+        <w:t>👉</w:t>
+      </w:r>
+      <w:r>
+        <w:t xml:space="preserve"> **"ai signals next"**</w:t>
+      </w:r>
+    </w:p>
+    <w:p/>
+    <w:p/>
+    <w:p>
+      <w:r>
+        <w:t>---</w:t>
+      </w:r>
+    </w:p>
+    <w:p/>
+    <w:p>
+      <w:r>
+        <w:t># 10. AI Signal Engine (CVD Divergence + Institutional Flow)</w:t>
+      </w:r>
+    </w:p>
+    <w:p/>
+    <w:p>
+      <w:r>
+        <w:t>We now upgrade HYBRID into an **intelligent trading system** using:</w:t>
+      </w:r>
+    </w:p>
+    <w:p>
+      <w:r>
+        <w:t>- Cumulative Volume Delta (CVD)</w:t>
+      </w:r>
+    </w:p>
+    <w:p>
+      <w:r>
+        <w:t>- Institutional order flow detection</w:t>
+      </w:r>
+    </w:p>
+    <w:p>
+      <w:r>
+        <w:t>- Market structure confirmation</w:t>
+      </w:r>
+    </w:p>
+    <w:p/>
+    <w:p>
+      <w:r>
+        <w:t>This layer converts raw market data into BUY/SELL signals.</w:t>
+      </w:r>
+    </w:p>
+    <w:p/>
+    <w:p>
+      <w:r>
+        <w:t>---</w:t>
+      </w:r>
+    </w:p>
+    <w:p/>
+    <w:p>
+      <w:r>
+        <w:t># 10.1 Core Signal Logic</w:t>
+      </w:r>
+    </w:p>
+    <w:p/>
+    <w:p>
+      <w:r>
+        <w:t>We combine:</w:t>
+      </w:r>
+    </w:p>
+    <w:p/>
+    <w:p>
+      <w:r>
+        <w:t>## 1. CVD Divergence</w:t>
+      </w:r>
+    </w:p>
+    <w:p>
+      <w:r>
+        <w:t>Detects imbalance between buying and selling pressure.</w:t>
+      </w:r>
+    </w:p>
+    <w:p/>
+    <w:p>
+      <w:r>
+        <w:t>### Bullish Divergence</w:t>
+      </w:r>
+    </w:p>
+    <w:p>
+      <w:r>
+        <w:lastRenderedPageBreak/>
+        <w:t>- Price makes LOWER LOW</w:t>
+      </w:r>
+    </w:p>
+    <w:p>
+      <w:r>
+        <w:t>- CVD makes HIGHER LOW</w:t>
+      </w:r>
+    </w:p>
+    <w:p>
+      <w:r>
+        <w:t>→ Institutional accumulation</w:t>
+      </w:r>
+    </w:p>
+    <w:p>
+      <w:r>
+        <w:t>→ Potential LONG setup</w:t>
+      </w:r>
+    </w:p>
+    <w:p/>
+    <w:p>
+      <w:r>
+        <w:t>### Bearish Divergence</w:t>
+      </w:r>
+    </w:p>
+    <w:p>
+      <w:r>
+        <w:t>- Price makes HIGHER HIGH</w:t>
+      </w:r>
+    </w:p>
+    <w:p>
+      <w:r>
+        <w:t>- CVD makes LOWER HIGH</w:t>
+      </w:r>
+    </w:p>
+    <w:p>
+      <w:r>
+        <w:t>→ Distribution</w:t>
+      </w:r>
+    </w:p>
+    <w:p>
+      <w:r>
+        <w:t>→ Potential SHORT setup</w:t>
+      </w:r>
+    </w:p>
+    <w:p/>
+    <w:p>
+      <w:r>
+        <w:t>---</w:t>
+      </w:r>
+    </w:p>
+    <w:p/>
+    <w:p>
+      <w:r>
+        <w:t># 10.2 CVD Calculation Model (Simplified)</w:t>
+      </w:r>
+    </w:p>
+    <w:p/>
+    <w:p>
+      <w:r>
+        <w:rPr>
+          <w:rFonts w:ascii="Apple Color Emoji" w:hAnsi="Apple Color Emoji" w:cs="Apple Color Emoji"/>
+        </w:rPr>
+        <w:t>📁</w:t>
+      </w:r>
+      <w:r>
+        <w:t xml:space="preserve"> `lib/cvd.ts`</w:t>
+      </w:r>
+    </w:p>
+    <w:p/>
+    <w:p>
+      <w:r>
+        <w:t>```ts</w:t>
+      </w:r>
+    </w:p>
+    <w:p>
+      <w:r>
+        <w:t>export function calculateCVD(trades: any[]) {</w:t>
+      </w:r>
+    </w:p>
+    <w:p>
+      <w:r>
+        <w:t xml:space="preserve">  let cvd = 0;</w:t>
+      </w:r>
+    </w:p>
+    <w:p/>
+    <w:p>
+      <w:r>
+        <w:t xml:space="preserve">  for (let i = 0; i &lt; trades.length; i++) {</w:t>
+      </w:r>
+    </w:p>
+    <w:p>
+      <w:r>
+        <w:t xml:space="preserve">    const t = trades[i];</w:t>
+      </w:r>
+    </w:p>
+    <w:p/>
+    <w:p>
+      <w:r>
+        <w:t xml:space="preserve">    // Aggressor side approximation</w:t>
+      </w:r>
+    </w:p>
+    <w:p>
+      <w:r>
+        <w:t xml:space="preserve">    if (t.isBuyerMaker) {</w:t>
+      </w:r>
+    </w:p>
+    <w:p>
+      <w:r>
+        <w:t xml:space="preserve">      cvd -= parseFloat(t.qty);</w:t>
+      </w:r>
+    </w:p>
+    <w:p>
+      <w:r>
+        <w:t xml:space="preserve">    } else {</w:t>
+      </w:r>
+    </w:p>
+    <w:p>
+      <w:r>
+        <w:lastRenderedPageBreak/>
+        <w:t xml:space="preserve">      cvd += parseFloat(t.qty);</w:t>
+      </w:r>
+    </w:p>
+    <w:p>
+      <w:r>
+        <w:t xml:space="preserve">    }</w:t>
+      </w:r>
+    </w:p>
+    <w:p>
+      <w:r>
+        <w:t xml:space="preserve">  }</w:t>
+      </w:r>
+    </w:p>
+    <w:p/>
+    <w:p>
+      <w:r>
+        <w:t xml:space="preserve">  return cvd;</w:t>
+      </w:r>
+    </w:p>
+    <w:p>
+      <w:r>
+        <w:t>}</w:t>
+      </w:r>
+    </w:p>
+    <w:p>
+      <w:r>
+        <w:t>```</w:t>
+      </w:r>
+    </w:p>
+    <w:p/>
+    <w:p>
+      <w:r>
+        <w:t>---</w:t>
+      </w:r>
+    </w:p>
+    <w:p/>
+    <w:p>
+      <w:r>
+        <w:t># 10.3 Institutional Order Detection</w:t>
+      </w:r>
+    </w:p>
+    <w:p/>
+    <w:p>
+      <w:r>
+        <w:t>We approximate institutional activity using:</w:t>
+      </w:r>
+    </w:p>
+    <w:p/>
+    <w:p>
+      <w:r>
+        <w:t>- Large market orders</w:t>
+      </w:r>
+    </w:p>
+    <w:p>
+      <w:r>
+        <w:t>- Volume spikes</w:t>
+      </w:r>
+    </w:p>
+    <w:p>
+      <w:r>
+        <w:t>- Rapid price displacement</w:t>
+      </w:r>
+    </w:p>
+    <w:p/>
+    <w:p>
+      <w:r>
+        <w:t>---</w:t>
+      </w:r>
+    </w:p>
+    <w:p/>
+    <w:p>
+      <w:r>
+        <w:t>## Order Flow Filter</w:t>
+      </w:r>
+    </w:p>
+    <w:p/>
+    <w:p>
+      <w:r>
+        <w:t>```ts</w:t>
+      </w:r>
+    </w:p>
+    <w:p>
+      <w:r>
+        <w:t>export function detectInstitutionalOrders(trade: any) {</w:t>
+      </w:r>
+    </w:p>
+    <w:p>
+      <w:r>
+        <w:t xml:space="preserve">  const LARGE_ORDER_THRESHOLD = 10; // adjust per asset</w:t>
+      </w:r>
+    </w:p>
+    <w:p/>
+    <w:p>
+      <w:r>
+        <w:t xml:space="preserve">  return parseFloat(trade.qty) &gt;= LARGE_ORDER_THRESHOLD;</w:t>
+      </w:r>
+    </w:p>
+    <w:p>
+      <w:r>
+        <w:t>}</w:t>
+      </w:r>
+    </w:p>
+    <w:p>
+      <w:r>
+        <w:lastRenderedPageBreak/>
+        <w:t>```</w:t>
+      </w:r>
+    </w:p>
+    <w:p/>
+    <w:p>
+      <w:r>
+        <w:t>---</w:t>
+      </w:r>
+    </w:p>
+    <w:p/>
+    <w:p>
+      <w:r>
+        <w:t># 10.4 Signal Engine (Main Logic)</w:t>
+      </w:r>
+    </w:p>
+    <w:p/>
+    <w:p>
+      <w:r>
+        <w:rPr>
+          <w:rFonts w:ascii="Apple Color Emoji" w:hAnsi="Apple Color Emoji" w:cs="Apple Color Emoji"/>
+        </w:rPr>
+        <w:t>📁</w:t>
+      </w:r>
+      <w:r>
+        <w:t xml:space="preserve"> `lib/signal-engine.ts`</w:t>
+      </w:r>
+    </w:p>
+    <w:p/>
+    <w:p>
+      <w:r>
+        <w:t>```ts</w:t>
+      </w:r>
+    </w:p>
+    <w:p>
+      <w:r>
+        <w:t>export function generateSignal(priceData: any, cvd: number) {</w:t>
+      </w:r>
+    </w:p>
+    <w:p>
+      <w:r>
+        <w:t xml:space="preserve">  const price = priceData.price;</w:t>
+      </w:r>
+    </w:p>
+    <w:p>
+      <w:r>
+        <w:t xml:space="preserve">  const prevPrice = priceData.prevPrice;</w:t>
+      </w:r>
+    </w:p>
+    <w:p>
+      <w:r>
+        <w:t xml:space="preserve">  const prevCVD = priceData.prevCVD;</w:t>
+      </w:r>
+    </w:p>
+    <w:p/>
+    <w:p>
+      <w:r>
+        <w:t xml:space="preserve">  const priceLowerLow = price &lt; prevPrice;</w:t>
+      </w:r>
+    </w:p>
+    <w:p>
+      <w:r>
+        <w:t xml:space="preserve">  const priceHigherHigh = price &gt; prevPrice;</w:t>
+      </w:r>
+    </w:p>
+    <w:p/>
+    <w:p>
+      <w:r>
+        <w:t xml:space="preserve">  const cvdHigherLow = cvd &gt; prevCVD;</w:t>
+      </w:r>
+    </w:p>
+    <w:p>
+      <w:r>
+        <w:t xml:space="preserve">  const cvdLowerHigh = cvd &lt; prevCVD;</w:t>
+      </w:r>
+    </w:p>
+    <w:p/>
+    <w:p>
+      <w:r>
+        <w:t xml:space="preserve">  // Bullish divergence</w:t>
+      </w:r>
+    </w:p>
+    <w:p>
+      <w:r>
+        <w:t xml:space="preserve">  if (priceLowerLow &amp;&amp; cvdHigherLow) {</w:t>
+      </w:r>
+    </w:p>
+    <w:p>
+      <w:r>
+        <w:t xml:space="preserve">    return {</w:t>
+      </w:r>
+    </w:p>
+    <w:p>
+      <w:r>
+        <w:t xml:space="preserve">      signal: "LONG",</w:t>
+      </w:r>
+    </w:p>
+    <w:p>
+      <w:r>
+        <w:t xml:space="preserve">      confidence: 0.78,</w:t>
+      </w:r>
+    </w:p>
+    <w:p>
+      <w:r>
+        <w:t xml:space="preserve">      reason: "Bullish CVD Divergence"</w:t>
+      </w:r>
+    </w:p>
+    <w:p>
+      <w:r>
+        <w:t xml:space="preserve">    };</w:t>
+      </w:r>
+    </w:p>
+    <w:p>
+      <w:r>
+        <w:t xml:space="preserve">  }</w:t>
+      </w:r>
+    </w:p>
+    <w:p/>
+    <w:p>
+      <w:r>
+        <w:t xml:space="preserve">  // Bearish divergence</w:t>
+      </w:r>
+    </w:p>
+    <w:p>
+      <w:r>
+        <w:t xml:space="preserve">  if (priceHigherHigh &amp;&amp; cvdLowerHigh) {</w:t>
+      </w:r>
+    </w:p>
+    <w:p>
+      <w:r>
+        <w:t xml:space="preserve">    return {</w:t>
+      </w:r>
+    </w:p>
+    <w:p>
+      <w:r>
+        <w:t xml:space="preserve">      signal: "SHORT",</w:t>
+      </w:r>
+    </w:p>
+    <w:p>
+      <w:r>
+        <w:t xml:space="preserve">      confidence: 0.74,</w:t>
+      </w:r>
+    </w:p>
+    <w:p>
+      <w:r>
+        <w:t xml:space="preserve">      reason: "Bearish CVD Divergence"</w:t>
+      </w:r>
+    </w:p>
+    <w:p>
+      <w:r>
+        <w:t xml:space="preserve">    };</w:t>
+      </w:r>
+    </w:p>
+    <w:p>
+      <w:r>
+        <w:t xml:space="preserve">  }</w:t>
+      </w:r>
+    </w:p>
+    <w:p/>
+    <w:p>
+      <w:r>
+        <w:t xml:space="preserve">  return {</w:t>
+      </w:r>
+    </w:p>
+    <w:p>
+      <w:r>
+        <w:t xml:space="preserve">    signal: "WAIT",</w:t>
+      </w:r>
+    </w:p>
+    <w:p>
+      <w:r>
+        <w:t xml:space="preserve">    confidence: 0.5,</w:t>
+      </w:r>
+    </w:p>
+    <w:p>
+      <w:r>
+        <w:t xml:space="preserve">    reason: "No institutional edge"</w:t>
+      </w:r>
+    </w:p>
+    <w:p>
+      <w:r>
+        <w:t xml:space="preserve">  };</w:t>
+      </w:r>
+    </w:p>
+    <w:p>
+      <w:r>
+        <w:t>}</w:t>
+      </w:r>
+    </w:p>
+    <w:p>
+      <w:r>
+        <w:t>```</w:t>
+      </w:r>
+    </w:p>
+    <w:p/>
+    <w:p>
+      <w:r>
+        <w:t>---</w:t>
+      </w:r>
+    </w:p>
+    <w:p/>
+    <w:p>
+      <w:r>
+        <w:t># 10.5 Institutional Bias Layer</w:t>
+      </w:r>
+    </w:p>
+    <w:p/>
+    <w:p>
+      <w:r>
+        <w:t>We add confirmation filters:</w:t>
+      </w:r>
+    </w:p>
+    <w:p/>
+    <w:p>
+      <w:r>
+        <w:t>- Trend (EMA direction)</w:t>
+      </w:r>
+    </w:p>
+    <w:p>
+      <w:r>
+        <w:t>- Liquidity sweep detection</w:t>
+      </w:r>
+    </w:p>
+    <w:p>
+      <w:r>
+        <w:t>- Volume spike confirmation</w:t>
+      </w:r>
+    </w:p>
+    <w:p/>
+    <w:p>
+      <w:r>
+        <w:lastRenderedPageBreak/>
+        <w:t>```ts</w:t>
+      </w:r>
+    </w:p>
+    <w:p>
+      <w:r>
+        <w:t>export function institutionalBias(trend: string, volumeSpike: boolean) {</w:t>
+      </w:r>
+    </w:p>
+    <w:p>
+      <w:r>
+        <w:t xml:space="preserve">  if (trend === "bullish" &amp;&amp; volumeSpike) return "LONG_BIAS";</w:t>
+      </w:r>
+    </w:p>
+    <w:p>
+      <w:r>
+        <w:t xml:space="preserve">  if (trend === "bearish" &amp;&amp; volumeSpike) return "SHORT_BIAS";</w:t>
+      </w:r>
+    </w:p>
+    <w:p>
+      <w:r>
+        <w:t xml:space="preserve">  return "NEUTRAL";</w:t>
+      </w:r>
+    </w:p>
+    <w:p>
+      <w:r>
+        <w:t>}</w:t>
+      </w:r>
+    </w:p>
+    <w:p>
+      <w:r>
+        <w:t>```</w:t>
+      </w:r>
+    </w:p>
+    <w:p/>
+    <w:p>
+      <w:r>
+        <w:t>---</w:t>
+      </w:r>
+    </w:p>
+    <w:p/>
+    <w:p>
+      <w:r>
+        <w:t># 10.6 Signal Output Example</w:t>
+      </w:r>
+    </w:p>
+    <w:p/>
+    <w:p>
+      <w:r>
+        <w:t>```text</w:t>
+      </w:r>
+    </w:p>
+    <w:p>
+      <w:r>
+        <w:t>BTC/USD</w:t>
+      </w:r>
+    </w:p>
+    <w:p>
+      <w:r>
+        <w:t>Signal: LONG</w:t>
+      </w:r>
+    </w:p>
+    <w:p>
+      <w:r>
+        <w:t>Confidence: 82%</w:t>
+      </w:r>
+    </w:p>
+    <w:p>
+      <w:r>
+        <w:t>Reason: Bullish CVD Divergence + Institutional Accumulation</w:t>
+      </w:r>
+    </w:p>
+    <w:p>
+      <w:r>
+        <w:t>```</w:t>
+      </w:r>
+    </w:p>
+    <w:p/>
+    <w:p>
+      <w:r>
+        <w:t>---</w:t>
+      </w:r>
+    </w:p>
+    <w:p/>
+    <w:p>
+      <w:r>
+        <w:t># 10.7 What this unlocks</w:t>
+      </w:r>
+    </w:p>
+    <w:p/>
+    <w:p>
+      <w:r>
+        <w:rPr>
+          <w:rFonts w:ascii="Apple Color Emoji" w:hAnsi="Apple Color Emoji" w:cs="Apple Color Emoji"/>
+        </w:rPr>
+        <w:t>✔</w:t>
+      </w:r>
+      <w:r>
+        <w:t xml:space="preserve"> Real AI trade signals (not random indicators)</w:t>
+      </w:r>
+    </w:p>
+    <w:p>
+      <w:r>
+        <w:rPr>
+          <w:rFonts w:ascii="Apple Color Emoji" w:hAnsi="Apple Color Emoji" w:cs="Apple Color Emoji"/>
+        </w:rPr>
+        <w:t>✔</w:t>
+      </w:r>
+      <w:r>
+        <w:t xml:space="preserve"> Institutional order flow detection</w:t>
+      </w:r>
+    </w:p>
+    <w:p>
+      <w:r>
+        <w:rPr>
+          <w:rFonts w:ascii="Apple Color Emoji" w:hAnsi="Apple Color Emoji" w:cs="Apple Color Emoji"/>
+        </w:rPr>
+        <w:t>✔</w:t>
+      </w:r>
+      <w:r>
+        <w:t xml:space="preserve"> Smart money behavior tracking</w:t>
+      </w:r>
+    </w:p>
+    <w:p>
+      <w:r>
+        <w:rPr>
+          <w:rFonts w:ascii="Apple Color Emoji" w:hAnsi="Apple Color Emoji" w:cs="Apple Color Emoji"/>
+        </w:rPr>
+        <w:t>✔</w:t>
+      </w:r>
+      <w:r>
+        <w:t xml:space="preserve"> Foundation for automated trading bots</w:t>
+      </w:r>
+    </w:p>
+    <w:p/>
+    <w:p>
+      <w:r>
+        <w:lastRenderedPageBreak/>
+        <w:t>---</w:t>
+      </w:r>
+    </w:p>
+    <w:p/>
+    <w:p>
+      <w:r>
+        <w:t># Next Step</w:t>
+      </w:r>
+    </w:p>
+    <w:p/>
+    <w:p>
+      <w:r>
+        <w:t>Now HYBRID becomes a real execution system:</w:t>
+      </w:r>
+    </w:p>
+    <w:p/>
+    <w:p>
+      <w:r>
+        <w:t xml:space="preserve">### </w:t>
+      </w:r>
+      <w:r>
+        <w:rPr>
+          <w:rFonts w:ascii="Apple Color Emoji" w:hAnsi="Apple Color Emoji" w:cs="Apple Color Emoji"/>
+        </w:rPr>
+        <w:t>👉</w:t>
+      </w:r>
+      <w:r>
+        <w:t xml:space="preserve"> Trade Execution Engine</w:t>
+      </w:r>
+    </w:p>
+    <w:p>
+      <w:r>
+        <w:t>- Connect Binance / Bybit accounts</w:t>
+      </w:r>
+    </w:p>
+    <w:p>
+      <w:r>
+        <w:t>- One-click trading</w:t>
+      </w:r>
+    </w:p>
+    <w:p>
+      <w:r>
+        <w:t>- Auto SL/TP</w:t>
+      </w:r>
+    </w:p>
+    <w:p>
+      <w:r>
+        <w:t>- Position sizing</w:t>
+      </w:r>
+    </w:p>
+    <w:p/>
+    <w:p>
+      <w:r>
+        <w:t>Reply:</w:t>
+      </w:r>
+    </w:p>
+    <w:p>
+      <w:r>
+        <w:rPr>
+          <w:rFonts w:ascii="Apple Color Emoji" w:hAnsi="Apple Color Emoji" w:cs="Apple Color Emoji"/>
+        </w:rPr>
+        <w:t>👉</w:t>
+      </w:r>
+      <w:r>
+        <w:t xml:space="preserve"> "execution next"</w:t>
+      </w:r>
+    </w:p>
+    <w:p/>
+    <w:p/>
+    <w:p>
+      <w:r>
+        <w:t>---</w:t>
+      </w:r>
+    </w:p>
+    <w:p/>
+    <w:p>
+      <w:r>
+        <w:t># 11. Trade Execution Engine (Live Orders + Risk Management)</w:t>
+      </w:r>
+    </w:p>
+    <w:p/>
+    <w:p>
+      <w:r>
+        <w:t>We now upgrade HYBRID into a **full execution trading terminal**, connecting signals to real trades.</w:t>
+      </w:r>
+    </w:p>
+    <w:p/>
+    <w:p>
+      <w:r>
+        <w:t>This layer allows:</w:t>
+      </w:r>
+    </w:p>
+    <w:p>
+      <w:r>
+        <w:t>- Live order placement</w:t>
+      </w:r>
+    </w:p>
+    <w:p>
+      <w:r>
+        <w:t>- Position sizing</w:t>
+      </w:r>
+    </w:p>
+    <w:p>
+      <w:r>
+        <w:t>- Stop loss / take profit automation</w:t>
+      </w:r>
+    </w:p>
+    <w:p>
+      <w:r>
+        <w:t>- Exchange + broker connectivity</w:t>
+      </w:r>
+    </w:p>
+    <w:p/>
+    <w:p>
+      <w:r>
+        <w:t>---</w:t>
+      </w:r>
+    </w:p>
+    <w:p/>
+    <w:p>
+      <w:r>
+        <w:t># 11.1 Supported Execution Providers</w:t>
+      </w:r>
+    </w:p>
+    <w:p/>
+    <w:p>
+      <w:r>
+        <w:t>Crypto:</w:t>
+      </w:r>
+    </w:p>
+    <w:p>
+      <w:r>
+        <w:t xml:space="preserve">- </w:t>
+      </w:r>
+      <w:r>
+        <w:rPr>
+          <w:rFonts w:hint="eastAsia"/>
+        </w:rPr>
+        <w:t></w:t>
+      </w:r>
+      <w:r>
+        <w:t>entity</w:t>
+      </w:r>
+      <w:r>
+        <w:rPr>
+          <w:rFonts w:hint="eastAsia"/>
+        </w:rPr>
+        <w:t></w:t>
+      </w:r>
+      <w:r>
+        <w:t>["company","Binance","cryptocurrency exchange"]</w:t>
+      </w:r>
+      <w:r>
+        <w:rPr>
+          <w:rFonts w:hint="eastAsia"/>
+        </w:rPr>
+        <w:t></w:t>
+      </w:r>
+    </w:p>
+    <w:p>
+      <w:r>
+        <w:t xml:space="preserve">- </w:t>
+      </w:r>
+      <w:r>
+        <w:rPr>
+          <w:rFonts w:hint="eastAsia"/>
+        </w:rPr>
+        <w:t></w:t>
+      </w:r>
+      <w:r>
+        <w:t>entity</w:t>
+      </w:r>
+      <w:r>
+        <w:rPr>
+          <w:rFonts w:hint="eastAsia"/>
+        </w:rPr>
+        <w:t></w:t>
+      </w:r>
+      <w:r>
+        <w:t>["company","Bybit","cryptocurrency exchange"]</w:t>
+      </w:r>
+      <w:r>
+        <w:rPr>
+          <w:rFonts w:hint="eastAsia"/>
+        </w:rPr>
+        <w:t></w:t>
+      </w:r>
+    </w:p>
+    <w:p>
+      <w:r>
+        <w:t xml:space="preserve">- </w:t>
+      </w:r>
+      <w:r>
+        <w:rPr>
+          <w:rFonts w:hint="eastAsia"/>
+        </w:rPr>
+        <w:t></w:t>
+      </w:r>
+      <w:r>
+        <w:t>entity</w:t>
+      </w:r>
+      <w:r>
+        <w:rPr>
+          <w:rFonts w:hint="eastAsia"/>
+        </w:rPr>
+        <w:t></w:t>
+      </w:r>
+      <w:r>
+        <w:t>["company","Coinbase","cryptocurrency exchange"]</w:t>
+      </w:r>
+      <w:r>
+        <w:rPr>
+          <w:rFonts w:hint="eastAsia"/>
+        </w:rPr>
+        <w:t></w:t>
+      </w:r>
+    </w:p>
+    <w:p/>
+    <w:p>
+      <w:r>
+        <w:t>Forex:</w:t>
+      </w:r>
+    </w:p>
+    <w:p>
+      <w:r>
+        <w:t xml:space="preserve">- </w:t>
+      </w:r>
+      <w:r>
+        <w:rPr>
+          <w:rFonts w:hint="eastAsia"/>
+        </w:rPr>
+        <w:t></w:t>
+      </w:r>
+      <w:r>
+        <w:t>entity</w:t>
+      </w:r>
+      <w:r>
+        <w:rPr>
+          <w:rFonts w:hint="eastAsia"/>
+        </w:rPr>
+        <w:t></w:t>
+      </w:r>
+      <w:r>
+        <w:t>["company","OANDA","forex broker"]</w:t>
+      </w:r>
+      <w:r>
+        <w:rPr>
+          <w:rFonts w:hint="eastAsia"/>
+        </w:rPr>
+        <w:t></w:t>
+      </w:r>
+    </w:p>
+    <w:p>
+      <w:r>
+        <w:t xml:space="preserve">- </w:t>
+      </w:r>
+      <w:r>
+        <w:rPr>
+          <w:rFonts w:hint="eastAsia"/>
+        </w:rPr>
+        <w:t></w:t>
+      </w:r>
+      <w:r>
+        <w:t>entity</w:t>
+      </w:r>
+      <w:r>
+        <w:rPr>
+          <w:rFonts w:hint="eastAsia"/>
+        </w:rPr>
+        <w:t></w:t>
+      </w:r>
+      <w:r>
+        <w:t>["software","MetaTrader","trading platform"]</w:t>
+      </w:r>
+      <w:r>
+        <w:rPr>
+          <w:rFonts w:hint="eastAsia"/>
+        </w:rPr>
+        <w:t></w:t>
+      </w:r>
+      <w:r>
+        <w:t xml:space="preserve"> (MT4/MT5 bridge)</w:t>
+      </w:r>
+    </w:p>
+    <w:p/>
+    <w:p>
+      <w:r>
+        <w:t>---</w:t>
+      </w:r>
+    </w:p>
+    <w:p/>
+    <w:p>
+      <w:r>
+        <w:t># 11.2 Order Abstraction Layer</w:t>
+      </w:r>
+    </w:p>
+    <w:p/>
+    <w:p>
+      <w:r>
+        <w:rPr>
+          <w:rFonts w:ascii="Apple Color Emoji" w:hAnsi="Apple Color Emoji" w:cs="Apple Color Emoji"/>
+        </w:rPr>
+        <w:t>📁</w:t>
+      </w:r>
+      <w:r>
+        <w:t xml:space="preserve"> `lib/execution/types.ts`</w:t>
+      </w:r>
+    </w:p>
+    <w:p/>
+    <w:p>
+      <w:r>
+        <w:t>```ts</w:t>
+      </w:r>
+    </w:p>
+    <w:p>
+      <w:r>
+        <w:t>export type OrderSide = "BUY" | "SELL";</w:t>
+      </w:r>
+    </w:p>
+    <w:p/>
+    <w:p>
+      <w:r>
+        <w:t>export interface TradeOrder {</w:t>
+      </w:r>
+    </w:p>
+    <w:p>
+      <w:r>
+        <w:t xml:space="preserve">  symbol: string;</w:t>
+      </w:r>
+    </w:p>
+    <w:p>
+      <w:r>
+        <w:t xml:space="preserve">  side: OrderSide;</w:t>
+      </w:r>
+    </w:p>
+    <w:p>
+      <w:r>
+        <w:t xml:space="preserve">  quantity: number;</w:t>
+      </w:r>
+    </w:p>
+    <w:p>
+      <w:r>
+        <w:t xml:space="preserve">  stopLoss?: number;</w:t>
+      </w:r>
+    </w:p>
+    <w:p>
+      <w:r>
+        <w:lastRenderedPageBreak/>
+        <w:t xml:space="preserve">  takeProfit?: number;</w:t>
+      </w:r>
+    </w:p>
+    <w:p>
+      <w:r>
+        <w:t xml:space="preserve">  leverage?: number;</w:t>
+      </w:r>
+    </w:p>
+    <w:p>
+      <w:r>
+        <w:t>}</w:t>
+      </w:r>
+    </w:p>
+    <w:p>
+      <w:r>
+        <w:t>```</w:t>
+      </w:r>
+    </w:p>
+    <w:p/>
+    <w:p>
+      <w:r>
+        <w:t>---</w:t>
+      </w:r>
+    </w:p>
+    <w:p/>
+    <w:p>
+      <w:r>
+        <w:t># 11.3 Risk Management Engine</w:t>
+      </w:r>
+    </w:p>
+    <w:p/>
+    <w:p>
+      <w:r>
+        <w:rPr>
+          <w:rFonts w:ascii="Apple Color Emoji" w:hAnsi="Apple Color Emoji" w:cs="Apple Color Emoji"/>
+        </w:rPr>
+        <w:t>📁</w:t>
+      </w:r>
+      <w:r>
+        <w:t xml:space="preserve"> `lib/execution/risk.ts`</w:t>
+      </w:r>
+    </w:p>
+    <w:p/>
+    <w:p>
+      <w:r>
+        <w:t>```ts</w:t>
+      </w:r>
+    </w:p>
+    <w:p>
+      <w:r>
+        <w:t>export function calculatePositionSize(balance: number, riskPercent: number, stopLossDistance: number) {</w:t>
+      </w:r>
+    </w:p>
+    <w:p>
+      <w:r>
+        <w:t xml:space="preserve">  const riskAmount = balance * (riskPercent / 100);</w:t>
+      </w:r>
+    </w:p>
+    <w:p>
+      <w:r>
+        <w:t xml:space="preserve">  const positionSize = riskAmount / stopLossDistance;</w:t>
+      </w:r>
+    </w:p>
+    <w:p>
+      <w:r>
+        <w:t xml:space="preserve">  return positionSize;</w:t>
+      </w:r>
+    </w:p>
+    <w:p>
+      <w:r>
+        <w:t>}</w:t>
+      </w:r>
+    </w:p>
+    <w:p>
+      <w:r>
+        <w:t>```</w:t>
+      </w:r>
+    </w:p>
+    <w:p/>
+    <w:p>
+      <w:r>
+        <w:t>---</w:t>
+      </w:r>
+    </w:p>
+    <w:p/>
+    <w:p>
+      <w:r>
+        <w:t># 11.4 Execution Router</w:t>
+      </w:r>
+    </w:p>
+    <w:p/>
+    <w:p>
+      <w:r>
+        <w:t>Routes trades to correct broker/exchange.</w:t>
+      </w:r>
+    </w:p>
+    <w:p/>
+    <w:p>
+      <w:r>
+        <w:rPr>
+          <w:rFonts w:ascii="Apple Color Emoji" w:hAnsi="Apple Color Emoji" w:cs="Apple Color Emoji"/>
+        </w:rPr>
+        <w:t>📁</w:t>
+      </w:r>
+      <w:r>
+        <w:t xml:space="preserve"> `lib/execution/router.ts`</w:t>
+      </w:r>
+    </w:p>
+    <w:p/>
+    <w:p>
+      <w:r>
+        <w:lastRenderedPageBreak/>
+        <w:t>```ts</w:t>
+      </w:r>
+    </w:p>
+    <w:p>
+      <w:r>
+        <w:t>import { TradeOrder } from "./types";</w:t>
+      </w:r>
+    </w:p>
+    <w:p/>
+    <w:p>
+      <w:r>
+        <w:t>export async function executeOrder(order: TradeOrder, provider: "binance" | "bybit" | "coinbase" | "oanda") {</w:t>
+      </w:r>
+    </w:p>
+    <w:p/>
+    <w:p>
+      <w:r>
+        <w:t xml:space="preserve">  switch (provider) {</w:t>
+      </w:r>
+    </w:p>
+    <w:p>
+      <w:r>
+        <w:t xml:space="preserve">    case "binance":</w:t>
+      </w:r>
+    </w:p>
+    <w:p>
+      <w:r>
+        <w:t xml:space="preserve">      return await placeBinanceOrder(order);</w:t>
+      </w:r>
+    </w:p>
+    <w:p/>
+    <w:p>
+      <w:r>
+        <w:t xml:space="preserve">    case "bybit":</w:t>
+      </w:r>
+    </w:p>
+    <w:p>
+      <w:r>
+        <w:t xml:space="preserve">      return await placeBybitOrder(order);</w:t>
+      </w:r>
+    </w:p>
+    <w:p/>
+    <w:p>
+      <w:r>
+        <w:t xml:space="preserve">    case "coinbase":</w:t>
+      </w:r>
+    </w:p>
+    <w:p>
+      <w:r>
+        <w:t xml:space="preserve">      return await placeCoinbaseOrder(order);</w:t>
+      </w:r>
+    </w:p>
+    <w:p/>
+    <w:p>
+      <w:r>
+        <w:t xml:space="preserve">    case "oanda":</w:t>
+      </w:r>
+    </w:p>
+    <w:p>
+      <w:r>
+        <w:t xml:space="preserve">      return await placeOandaOrder(order);</w:t>
+      </w:r>
+    </w:p>
+    <w:p>
+      <w:r>
+        <w:t xml:space="preserve">  }</w:t>
+      </w:r>
+    </w:p>
+    <w:p>
+      <w:r>
+        <w:t>}</w:t>
+      </w:r>
+    </w:p>
+    <w:p>
+      <w:r>
+        <w:t>```</w:t>
+      </w:r>
+    </w:p>
+    <w:p/>
+    <w:p>
+      <w:r>
+        <w:t>---</w:t>
+      </w:r>
+    </w:p>
+    <w:p/>
+    <w:p>
+      <w:r>
+        <w:t># 11.5 Binance Execution Example</w:t>
+      </w:r>
+    </w:p>
+    <w:p/>
+    <w:p>
+      <w:r>
+        <w:t>```ts</w:t>
+      </w:r>
+    </w:p>
+    <w:p>
+      <w:r>
+        <w:t>async function placeBinanceOrder(order: TradeOrder) {</w:t>
+      </w:r>
+    </w:p>
+    <w:p>
+      <w:r>
+        <w:lastRenderedPageBreak/>
+        <w:t xml:space="preserve">  const res = await fetch("https://api.binance.com/api/v3/order", {</w:t>
+      </w:r>
+    </w:p>
+    <w:p>
+      <w:r>
+        <w:t xml:space="preserve">    method: "POST",</w:t>
+      </w:r>
+    </w:p>
+    <w:p>
+      <w:r>
+        <w:t xml:space="preserve">    headers: {</w:t>
+      </w:r>
+    </w:p>
+    <w:p>
+      <w:r>
+        <w:t xml:space="preserve">      "Content-Type": "application/json",</w:t>
+      </w:r>
+    </w:p>
+    <w:p>
+      <w:r>
+        <w:t xml:space="preserve">      "X-MBX-APIKEY": process.env.BINANCE_API_KEY!,</w:t>
+      </w:r>
+    </w:p>
+    <w:p>
+      <w:r>
+        <w:t xml:space="preserve">    },</w:t>
+      </w:r>
+    </w:p>
+    <w:p>
+      <w:r>
+        <w:t xml:space="preserve">    body: JSON.stringify({</w:t>
+      </w:r>
+    </w:p>
+    <w:p>
+      <w:r>
+        <w:t xml:space="preserve">      symbol: order.symbol,</w:t>
+      </w:r>
+    </w:p>
+    <w:p>
+      <w:r>
+        <w:t xml:space="preserve">      side: order.side,</w:t>
+      </w:r>
+    </w:p>
+    <w:p>
+      <w:r>
+        <w:t xml:space="preserve">      type: "MARKET",</w:t>
+      </w:r>
+    </w:p>
+    <w:p>
+      <w:r>
+        <w:t xml:space="preserve">      quantity: order.quantity,</w:t>
+      </w:r>
+    </w:p>
+    <w:p>
+      <w:r>
+        <w:t xml:space="preserve">    }),</w:t>
+      </w:r>
+    </w:p>
+    <w:p>
+      <w:r>
+        <w:t xml:space="preserve">  });</w:t>
+      </w:r>
+    </w:p>
+    <w:p/>
+    <w:p>
+      <w:r>
+        <w:t xml:space="preserve">  return res.json();</w:t>
+      </w:r>
+    </w:p>
+    <w:p>
+      <w:r>
+        <w:t>}</w:t>
+      </w:r>
+    </w:p>
+    <w:p>
+      <w:r>
+        <w:t>```</w:t>
+      </w:r>
+    </w:p>
+    <w:p/>
+    <w:p>
+      <w:r>
+        <w:t>---</w:t>
+      </w:r>
+    </w:p>
+    <w:p/>
+    <w:p>
+      <w:r>
+        <w:t># 11.6 Execution from Signal Engine</w:t>
+      </w:r>
+    </w:p>
+    <w:p/>
+    <w:p>
+      <w:r>
+        <w:t>We connect AI signals → execution:</w:t>
+      </w:r>
+    </w:p>
+    <w:p/>
+    <w:p>
+      <w:r>
+        <w:t>```ts</w:t>
+      </w:r>
+    </w:p>
+    <w:p>
+      <w:r>
+        <w:t>import { executeOrder } from "./execution/router";</w:t>
+      </w:r>
+    </w:p>
+    <w:p/>
+    <w:p>
+      <w:r>
+        <w:t>export async function executeFromSignal(signal: any, balance: number) {</w:t>
+      </w:r>
+    </w:p>
+    <w:p>
+      <w:r>
+        <w:lastRenderedPageBreak/>
+        <w:t xml:space="preserve">  if (signal.signal === "LONG") {</w:t>
+      </w:r>
+    </w:p>
+    <w:p/>
+    <w:p>
+      <w:r>
+        <w:t xml:space="preserve">    const order = {</w:t>
+      </w:r>
+    </w:p>
+    <w:p>
+      <w:r>
+        <w:t xml:space="preserve">      symbol: "BTCUSDT",</w:t>
+      </w:r>
+    </w:p>
+    <w:p>
+      <w:r>
+        <w:t xml:space="preserve">      side: "BUY",</w:t>
+      </w:r>
+    </w:p>
+    <w:p>
+      <w:r>
+        <w:t xml:space="preserve">      quantity: balance * 0.01,</w:t>
+      </w:r>
+    </w:p>
+    <w:p>
+      <w:r>
+        <w:t xml:space="preserve">      stopLoss: 2,</w:t>
+      </w:r>
+    </w:p>
+    <w:p>
+      <w:r>
+        <w:t xml:space="preserve">      takeProfit: 5</w:t>
+      </w:r>
+    </w:p>
+    <w:p>
+      <w:r>
+        <w:t xml:space="preserve">    };</w:t>
+      </w:r>
+    </w:p>
+    <w:p/>
+    <w:p>
+      <w:r>
+        <w:t xml:space="preserve">    return await executeOrder(order, "binance");</w:t>
+      </w:r>
+    </w:p>
+    <w:p>
+      <w:r>
+        <w:t xml:space="preserve">  }</w:t>
+      </w:r>
+    </w:p>
+    <w:p/>
+    <w:p>
+      <w:r>
+        <w:t xml:space="preserve">  if (signal.signal === "SHORT") {</w:t>
+      </w:r>
+    </w:p>
+    <w:p/>
+    <w:p>
+      <w:r>
+        <w:t xml:space="preserve">    const order = {</w:t>
+      </w:r>
+    </w:p>
+    <w:p>
+      <w:r>
+        <w:t xml:space="preserve">      symbol: "BTCUSDT",</w:t>
+      </w:r>
+    </w:p>
+    <w:p>
+      <w:r>
+        <w:t xml:space="preserve">      side: "SELL",</w:t>
+      </w:r>
+    </w:p>
+    <w:p>
+      <w:r>
+        <w:t xml:space="preserve">      quantity: balance * 0.01,</w:t>
+      </w:r>
+    </w:p>
+    <w:p>
+      <w:r>
+        <w:t xml:space="preserve">      stopLoss: 2,</w:t>
+      </w:r>
+    </w:p>
+    <w:p>
+      <w:r>
+        <w:t xml:space="preserve">      takeProfit: 5</w:t>
+      </w:r>
+    </w:p>
+    <w:p>
+      <w:r>
+        <w:t xml:space="preserve">    };</w:t>
+      </w:r>
+    </w:p>
+    <w:p/>
+    <w:p>
+      <w:r>
+        <w:t xml:space="preserve">    return await executeOrder(order, "binance");</w:t>
+      </w:r>
+    </w:p>
+    <w:p>
+      <w:r>
+        <w:t xml:space="preserve">  }</w:t>
+      </w:r>
+    </w:p>
+    <w:p>
+      <w:r>
+        <w:t>}</w:t>
+      </w:r>
+    </w:p>
+    <w:p>
+      <w:r>
+        <w:t>```</w:t>
+      </w:r>
+    </w:p>
+    <w:p/>
+    <w:p>
+      <w:r>
+        <w:lastRenderedPageBreak/>
+        <w:t>---</w:t>
+      </w:r>
+    </w:p>
+    <w:p/>
+    <w:p>
+      <w:r>
+        <w:t># 11.7 Safety Layer (IMPORTANT)</w:t>
+      </w:r>
+    </w:p>
+    <w:p/>
+    <w:p>
+      <w:r>
+        <w:t>Before execution:</w:t>
+      </w:r>
+    </w:p>
+    <w:p>
+      <w:r>
+        <w:t>- Validate user balance</w:t>
+      </w:r>
+    </w:p>
+    <w:p>
+      <w:r>
+        <w:t>- Check max daily risk</w:t>
+      </w:r>
+    </w:p>
+    <w:p>
+      <w:r>
+        <w:t>- Confirm leverage limits</w:t>
+      </w:r>
+    </w:p>
+    <w:p>
+      <w:r>
+        <w:t>- Require user approval (optional toggle)</w:t>
+      </w:r>
+    </w:p>
+    <w:p/>
+    <w:p>
+      <w:r>
+        <w:t>```ts</w:t>
+      </w:r>
+    </w:p>
+    <w:p>
+      <w:r>
+        <w:t>export function validateOrder(order: TradeOrder, balance: number) {</w:t>
+      </w:r>
+    </w:p>
+    <w:p>
+      <w:r>
+        <w:t xml:space="preserve">  if (order.quantity &gt; balance * 0.2) {</w:t>
+      </w:r>
+    </w:p>
+    <w:p>
+      <w:r>
+        <w:t xml:space="preserve">    throw new Error("Risk too high");</w:t>
+      </w:r>
+    </w:p>
+    <w:p>
+      <w:r>
+        <w:t xml:space="preserve">  }</w:t>
+      </w:r>
+    </w:p>
+    <w:p/>
+    <w:p>
+      <w:r>
+        <w:t xml:space="preserve">  return true;</w:t>
+      </w:r>
+    </w:p>
+    <w:p>
+      <w:r>
+        <w:t>}</w:t>
+      </w:r>
+    </w:p>
+    <w:p>
+      <w:r>
+        <w:t>```</w:t>
+      </w:r>
+    </w:p>
+    <w:p/>
+    <w:p>
+      <w:r>
+        <w:t>---</w:t>
+      </w:r>
+    </w:p>
+    <w:p/>
+    <w:p>
+      <w:r>
+        <w:t># 11.8 What this unlocks</w:t>
+      </w:r>
+    </w:p>
+    <w:p/>
+    <w:p>
+      <w:r>
+        <w:rPr>
+          <w:rFonts w:ascii="Apple Color Emoji" w:hAnsi="Apple Color Emoji" w:cs="Apple Color Emoji"/>
+        </w:rPr>
+        <w:t>✔</w:t>
+      </w:r>
+      <w:r>
+        <w:t xml:space="preserve"> Real trade execution from signals</w:t>
+      </w:r>
+    </w:p>
+    <w:p>
+      <w:r>
+        <w:rPr>
+          <w:rFonts w:ascii="Apple Color Emoji" w:hAnsi="Apple Color Emoji" w:cs="Apple Color Emoji"/>
+        </w:rPr>
+        <w:t>✔</w:t>
+      </w:r>
+      <w:r>
+        <w:t xml:space="preserve"> Multi-exchange routing system</w:t>
+      </w:r>
+    </w:p>
+    <w:p>
+      <w:r>
+        <w:rPr>
+          <w:rFonts w:ascii="Apple Color Emoji" w:hAnsi="Apple Color Emoji" w:cs="Apple Color Emoji"/>
+        </w:rPr>
+        <w:t>✔</w:t>
+      </w:r>
+      <w:r>
+        <w:t xml:space="preserve"> Risk-managed position sizing</w:t>
+      </w:r>
+    </w:p>
+    <w:p>
+      <w:r>
+        <w:rPr>
+          <w:rFonts w:ascii="Apple Color Emoji" w:hAnsi="Apple Color Emoji" w:cs="Apple Color Emoji"/>
+        </w:rPr>
+        <w:t>✔</w:t>
+      </w:r>
+      <w:r>
+        <w:t xml:space="preserve"> Bridge between AI + live markets</w:t>
+      </w:r>
+    </w:p>
+    <w:p/>
+    <w:p>
+      <w:r>
+        <w:t>---</w:t>
+      </w:r>
+    </w:p>
+    <w:p/>
+    <w:p>
+      <w:r>
+        <w:t># HYBRID STATUS NOW</w:t>
+      </w:r>
+    </w:p>
+    <w:p/>
+    <w:p>
+      <w:r>
+        <w:t>You now have:</w:t>
+      </w:r>
+    </w:p>
+    <w:p/>
+    <w:p>
+      <w:r>
+        <w:t>1. Landing page</w:t>
+      </w:r>
+    </w:p>
+    <w:p>
+      <w:r>
+        <w:t>2. Auth system</w:t>
+      </w:r>
+    </w:p>
+    <w:p>
+      <w:r>
+        <w:t>3. Live crypto + forex feeds</w:t>
+      </w:r>
+    </w:p>
+    <w:p>
+      <w:r>
+        <w:t>4. AI signal engine (CVD + institutional flow)</w:t>
+      </w:r>
+    </w:p>
+    <w:p>
+      <w:r>
+        <w:t>5. Execution engine (real trading system)</w:t>
+      </w:r>
+    </w:p>
+    <w:p/>
+    <w:p>
+      <w:r>
+        <w:t>---</w:t>
+      </w:r>
+    </w:p>
+    <w:p/>
+    <w:p>
+      <w:r>
+        <w:t># Next Step (final layer)</w:t>
+      </w:r>
+    </w:p>
+    <w:p/>
+    <w:p>
+      <w:r>
+        <w:t>Now we upgrade into a real product system:</w:t>
+      </w:r>
+    </w:p>
+    <w:p/>
+    <w:p>
+      <w:r>
+        <w:t xml:space="preserve">### </w:t>
+      </w:r>
+      <w:r>
+        <w:rPr>
+          <w:rFonts w:ascii="Apple Color Emoji" w:hAnsi="Apple Color Emoji" w:cs="Apple Color Emoji"/>
+        </w:rPr>
+        <w:t>👉</w:t>
+      </w:r>
+      <w:r>
+        <w:t xml:space="preserve"> Dashboard UI Integration</w:t>
+      </w:r>
+    </w:p>
+    <w:p>
+      <w:r>
+        <w:t>- Live trade panel</w:t>
+      </w:r>
+    </w:p>
+    <w:p>
+      <w:r>
+        <w:t>- Open positions</w:t>
+      </w:r>
+    </w:p>
+    <w:p>
+      <w:r>
+        <w:t>- PnL tracking</w:t>
+      </w:r>
+    </w:p>
+    <w:p>
+      <w:r>
+        <w:t>- One-click trading buttons</w:t>
+      </w:r>
+    </w:p>
+    <w:p/>
+    <w:p>
+      <w:r>
+        <w:t>Reply:</w:t>
+      </w:r>
+    </w:p>
+    <w:p>
+      <w:r>
+        <w:rPr>
+          <w:rFonts w:ascii="Apple Color Emoji" w:hAnsi="Apple Color Emoji" w:cs="Apple Color Emoji"/>
+        </w:rPr>
+        <w:t>👉</w:t>
+      </w:r>
+      <w:r>
+        <w:t xml:space="preserve"> "dashboard next"</w:t>
+      </w:r>
+    </w:p>
+    <w:p/>
+    <w:p/>
+    <w:p>
+      <w:r>
+        <w:t>---</w:t>
+      </w:r>
+    </w:p>
+    <w:p/>
+    <w:p>
+      <w:r>
+        <w:t># 12. Live Dashboard UI (Full Trading Interface)</w:t>
+      </w:r>
+    </w:p>
+    <w:p/>
+    <w:p>
+      <w:r>
+        <w:t>We now connect HYBRID’s backend systems into a **real working trading interface**.</w:t>
+      </w:r>
+    </w:p>
+    <w:p/>
+    <w:p>
+      <w:r>
+        <w:t>This layer provides:</w:t>
+      </w:r>
+    </w:p>
+    <w:p>
+      <w:r>
+        <w:t>- Live positions</w:t>
+      </w:r>
+    </w:p>
+    <w:p>
+      <w:r>
+        <w:t>- PnL tracking</w:t>
+      </w:r>
+    </w:p>
+    <w:p>
+      <w:r>
+        <w:t>- Signal-to-trade execution buttons</w:t>
+      </w:r>
+    </w:p>
+    <w:p>
+      <w:r>
+        <w:t>- Risk controls UI</w:t>
+      </w:r>
+    </w:p>
+    <w:p>
+      <w:r>
+        <w:t>- Real-time market updates</w:t>
+      </w:r>
+    </w:p>
+    <w:p/>
+    <w:p>
+      <w:r>
+        <w:t>---</w:t>
+      </w:r>
+    </w:p>
+    <w:p/>
+    <w:p>
+      <w:r>
+        <w:t># 12.1 Terminal Dashboard Layout</w:t>
+      </w:r>
+    </w:p>
+    <w:p/>
+    <w:p>
+      <w:r>
+        <w:rPr>
+          <w:rFonts w:ascii="Apple Color Emoji" w:hAnsi="Apple Color Emoji" w:cs="Apple Color Emoji"/>
+        </w:rPr>
+        <w:t>📁</w:t>
+      </w:r>
+      <w:r>
+        <w:t xml:space="preserve"> `app/terminal/page.tsx`</w:t>
+      </w:r>
+    </w:p>
+    <w:p/>
+    <w:p>
+      <w:r>
+        <w:t>```tsx</w:t>
+      </w:r>
+    </w:p>
+    <w:p>
+      <w:r>
+        <w:t>import Sidebar from "@/components/Sidebar";</w:t>
+      </w:r>
+    </w:p>
+    <w:p>
+      <w:r>
+        <w:t>import Topbar from "@/components/Topbar";</w:t>
+      </w:r>
+    </w:p>
+    <w:p>
+      <w:r>
+        <w:t>import TradingChart from "@/components/TradingChart";</w:t>
+      </w:r>
+    </w:p>
+    <w:p>
+      <w:r>
+        <w:t>import LiveTrades from "@/components/LiveTrades";</w:t>
+      </w:r>
+    </w:p>
+    <w:p>
+      <w:r>
+        <w:t>import SignalPanel from "@/components/SignalPanel";</w:t>
+      </w:r>
+    </w:p>
+    <w:p/>
+    <w:p>
+      <w:r>
+        <w:t>export default function Terminal() {</w:t>
+      </w:r>
+    </w:p>
+    <w:p>
+      <w:r>
+        <w:lastRenderedPageBreak/>
+        <w:t xml:space="preserve">  return (</w:t>
+      </w:r>
+    </w:p>
+    <w:p>
+      <w:r>
+        <w:t xml:space="preserve">    &lt;div className="flex h-screen bg-black text-white"&gt;</w:t>
+      </w:r>
+    </w:p>
+    <w:p>
+      <w:r>
+        <w:t xml:space="preserve">      &lt;Sidebar /&gt;</w:t>
+      </w:r>
+    </w:p>
+    <w:p/>
+    <w:p>
+      <w:r>
+        <w:t xml:space="preserve">      &lt;div className="flex flex-col flex-1"&gt;</w:t>
+      </w:r>
+    </w:p>
+    <w:p>
+      <w:r>
+        <w:t xml:space="preserve">        &lt;Topbar /&gt;</w:t>
+      </w:r>
+    </w:p>
+    <w:p/>
+    <w:p>
+      <w:r>
+        <w:t xml:space="preserve">        &lt;div className="grid grid-cols-3 flex-1 gap-2 p-2"&gt;</w:t>
+      </w:r>
+    </w:p>
+    <w:p>
+      <w:r>
+        <w:t xml:space="preserve">          {/* Chart Area */}</w:t>
+      </w:r>
+    </w:p>
+    <w:p>
+      <w:r>
+        <w:t xml:space="preserve">          &lt;div className="col-span-2 bg-[#0A0F1C] rounded-xl p-2"&gt;</w:t>
+      </w:r>
+    </w:p>
+    <w:p>
+      <w:r>
+        <w:t xml:space="preserve">            &lt;TradingChart /&gt;</w:t>
+      </w:r>
+    </w:p>
+    <w:p>
+      <w:r>
+        <w:t xml:space="preserve">          &lt;/div&gt;</w:t>
+      </w:r>
+    </w:p>
+    <w:p/>
+    <w:p>
+      <w:r>
+        <w:t xml:space="preserve">          {/* Right Panel */}</w:t>
+      </w:r>
+    </w:p>
+    <w:p>
+      <w:r>
+        <w:t xml:space="preserve">          &lt;div className="flex flex-col gap-2"&gt;</w:t>
+      </w:r>
+    </w:p>
+    <w:p>
+      <w:r>
+        <w:t xml:space="preserve">            &lt;SignalPanel /&gt;</w:t>
+      </w:r>
+    </w:p>
+    <w:p>
+      <w:r>
+        <w:t xml:space="preserve">            &lt;LiveTrades /&gt;</w:t>
+      </w:r>
+    </w:p>
+    <w:p>
+      <w:r>
+        <w:t xml:space="preserve">          &lt;/div&gt;</w:t>
+      </w:r>
+    </w:p>
+    <w:p>
+      <w:r>
+        <w:t xml:space="preserve">        &lt;/div&gt;</w:t>
+      </w:r>
+    </w:p>
+    <w:p>
+      <w:r>
+        <w:t xml:space="preserve">      &lt;/div&gt;</w:t>
+      </w:r>
+    </w:p>
+    <w:p>
+      <w:r>
+        <w:t xml:space="preserve">    &lt;/div&gt;</w:t>
+      </w:r>
+    </w:p>
+    <w:p>
+      <w:r>
+        <w:t xml:space="preserve">  );</w:t>
+      </w:r>
+    </w:p>
+    <w:p>
+      <w:r>
+        <w:t>}</w:t>
+      </w:r>
+    </w:p>
+    <w:p>
+      <w:r>
+        <w:t>```</w:t>
+      </w:r>
+    </w:p>
+    <w:p/>
+    <w:p>
+      <w:r>
+        <w:t>---</w:t>
+      </w:r>
+    </w:p>
+    <w:p/>
+    <w:p>
+      <w:r>
+        <w:t># 12.2 Live Trades Panel</w:t>
+      </w:r>
+    </w:p>
+    <w:p/>
+    <w:p>
+      <w:r>
+        <w:rPr>
+          <w:rFonts w:ascii="Apple Color Emoji" w:hAnsi="Apple Color Emoji" w:cs="Apple Color Emoji"/>
+        </w:rPr>
+        <w:t>📁</w:t>
+      </w:r>
+      <w:r>
+        <w:t xml:space="preserve"> `components/LiveTrades.tsx`</w:t>
+      </w:r>
+    </w:p>
+    <w:p/>
+    <w:p>
+      <w:r>
+        <w:t>```tsx</w:t>
+      </w:r>
+    </w:p>
+    <w:p>
+      <w:r>
+        <w:t>"use client";</w:t>
+      </w:r>
+    </w:p>
+    <w:p/>
+    <w:p>
+      <w:r>
+        <w:t>import { useEffect, useState } from "react";</w:t>
+      </w:r>
+    </w:p>
+    <w:p/>
+    <w:p>
+      <w:r>
+        <w:t>export default function LiveTrades() {</w:t>
+      </w:r>
+    </w:p>
+    <w:p>
+      <w:r>
+        <w:t xml:space="preserve">  const [trades, setTrades] = useState&lt;any[]&gt;([]);</w:t>
+      </w:r>
+    </w:p>
+    <w:p/>
+    <w:p>
+      <w:r>
+        <w:t xml:space="preserve">  useEffect(() =&gt; {</w:t>
+      </w:r>
+    </w:p>
+    <w:p>
+      <w:r>
+        <w:t xml:space="preserve">    // mock live feed (replace with Binance/OANDA stream)</w:t>
+      </w:r>
+    </w:p>
+    <w:p>
+      <w:r>
+        <w:t xml:space="preserve">    const interval = setInterval(() =&gt; {</w:t>
+      </w:r>
+    </w:p>
+    <w:p>
+      <w:r>
+        <w:t xml:space="preserve">      setTrades((prev) =&gt; [</w:t>
+      </w:r>
+    </w:p>
+    <w:p>
+      <w:r>
+        <w:t xml:space="preserve">        {</w:t>
+      </w:r>
+    </w:p>
+    <w:p>
+      <w:r>
+        <w:t xml:space="preserve">          id: Date.now(),</w:t>
+      </w:r>
+    </w:p>
+    <w:p>
+      <w:r>
+        <w:t xml:space="preserve">          symbol: "BTCUSD",</w:t>
+      </w:r>
+    </w:p>
+    <w:p>
+      <w:r>
+        <w:t xml:space="preserve">          pnl: (Math.random() * 200 - 100).toFixed(2),</w:t>
+      </w:r>
+    </w:p>
+    <w:p>
+      <w:r>
+        <w:t xml:space="preserve">          side: Math.random() &gt; 0.5 ? "BUY" : "SELL",</w:t>
+      </w:r>
+    </w:p>
+    <w:p>
+      <w:r>
+        <w:t xml:space="preserve">        },</w:t>
+      </w:r>
+    </w:p>
+    <w:p>
+      <w:r>
+        <w:t xml:space="preserve">        ...prev.slice(0, 4),</w:t>
+      </w:r>
+    </w:p>
+    <w:p>
+      <w:r>
+        <w:t xml:space="preserve">      ]);</w:t>
+      </w:r>
+    </w:p>
+    <w:p>
+      <w:r>
+        <w:t xml:space="preserve">    }, 3000);</w:t>
+      </w:r>
+    </w:p>
+    <w:p/>
+    <w:p>
+      <w:r>
+        <w:t xml:space="preserve">    return () =&gt; clearInterval(interval);</w:t>
+      </w:r>
+    </w:p>
+    <w:p>
+      <w:r>
+        <w:t xml:space="preserve">  }, []);</w:t>
+      </w:r>
+    </w:p>
+    <w:p/>
+    <w:p>
+      <w:r>
+        <w:lastRenderedPageBreak/>
+        <w:t xml:space="preserve">  return (</w:t>
+      </w:r>
+    </w:p>
+    <w:p>
+      <w:r>
+        <w:t xml:space="preserve">    &lt;div className="bg-[#0F172A] p-3 rounded-xl h-full overflow-auto"&gt;</w:t>
+      </w:r>
+    </w:p>
+    <w:p>
+      <w:r>
+        <w:t xml:space="preserve">      &lt;h2 className="text-sm text-gray-400 mb-2"&gt;Live Trades&lt;/h2&gt;</w:t>
+      </w:r>
+    </w:p>
+    <w:p/>
+    <w:p>
+      <w:r>
+        <w:t xml:space="preserve">      {trades.map((t) =&gt; (</w:t>
+      </w:r>
+    </w:p>
+    <w:p>
+      <w:r>
+        <w:t xml:space="preserve">        &lt;div key={t.id} className="flex justify-between text-xs py-1 border-b border-gray-800"&gt;</w:t>
+      </w:r>
+    </w:p>
+    <w:p>
+      <w:r>
+        <w:t xml:space="preserve">          &lt;span&gt;{t.symbol}&lt;/span&gt;</w:t>
+      </w:r>
+    </w:p>
+    <w:p>
+      <w:r>
+        <w:t xml:space="preserve">          &lt;span className={t.side === "BUY" ? "text-green-400" : "text-red-400"}&gt;</w:t>
+      </w:r>
+    </w:p>
+    <w:p>
+      <w:r>
+        <w:t xml:space="preserve">            {t.side}</w:t>
+      </w:r>
+    </w:p>
+    <w:p>
+      <w:r>
+        <w:t xml:space="preserve">          &lt;/span&gt;</w:t>
+      </w:r>
+    </w:p>
+    <w:p>
+      <w:r>
+        <w:t xml:space="preserve">          &lt;span className={Number(t.pnl) &gt; 0 ? "text-green-400" : "text-red-400"}&gt;</w:t>
+      </w:r>
+    </w:p>
+    <w:p>
+      <w:r>
+        <w:t xml:space="preserve">            {t.pnl}</w:t>
+      </w:r>
+    </w:p>
+    <w:p>
+      <w:r>
+        <w:t xml:space="preserve">          &lt;/span&gt;</w:t>
+      </w:r>
+    </w:p>
+    <w:p>
+      <w:r>
+        <w:t xml:space="preserve">        &lt;/div&gt;</w:t>
+      </w:r>
+    </w:p>
+    <w:p>
+      <w:r>
+        <w:t xml:space="preserve">      ))}</w:t>
+      </w:r>
+    </w:p>
+    <w:p>
+      <w:r>
+        <w:t xml:space="preserve">    &lt;/div&gt;</w:t>
+      </w:r>
+    </w:p>
+    <w:p>
+      <w:r>
+        <w:t xml:space="preserve">  );</w:t>
+      </w:r>
+    </w:p>
+    <w:p>
+      <w:r>
+        <w:t>}</w:t>
+      </w:r>
+    </w:p>
+    <w:p>
+      <w:r>
+        <w:t>```</w:t>
+      </w:r>
+    </w:p>
+    <w:p/>
+    <w:p>
+      <w:r>
+        <w:t>---</w:t>
+      </w:r>
+    </w:p>
+    <w:p/>
+    <w:p>
+      <w:r>
+        <w:t># 12.3 AI Signal Panel (CVD + Institutional Flow)</w:t>
+      </w:r>
+    </w:p>
+    <w:p/>
+    <w:p>
+      <w:r>
+        <w:rPr>
+          <w:rFonts w:ascii="Apple Color Emoji" w:hAnsi="Apple Color Emoji" w:cs="Apple Color Emoji"/>
+        </w:rPr>
+        <w:t>📁</w:t>
+      </w:r>
+      <w:r>
+        <w:t xml:space="preserve"> `components/SignalPanel.tsx`</w:t>
+      </w:r>
+    </w:p>
+    <w:p/>
+    <w:p>
+      <w:r>
+        <w:t>```tsx</w:t>
+      </w:r>
+    </w:p>
+    <w:p>
+      <w:r>
+        <w:lastRenderedPageBreak/>
+        <w:t>"use client";</w:t>
+      </w:r>
+    </w:p>
+    <w:p/>
+    <w:p>
+      <w:r>
+        <w:t>import { useState, useEffect } from "react";</w:t>
+      </w:r>
+    </w:p>
+    <w:p/>
+    <w:p>
+      <w:r>
+        <w:t>export default function SignalPanel() {</w:t>
+      </w:r>
+    </w:p>
+    <w:p>
+      <w:r>
+        <w:t xml:space="preserve">  const [signal, setSignal] = useState&lt;any&gt;(null);</w:t>
+      </w:r>
+    </w:p>
+    <w:p/>
+    <w:p>
+      <w:r>
+        <w:t xml:space="preserve">  useEffect(() =&gt; {</w:t>
+      </w:r>
+    </w:p>
+    <w:p>
+      <w:r>
+        <w:t xml:space="preserve">    const interval = setInterval(() =&gt; {</w:t>
+      </w:r>
+    </w:p>
+    <w:p>
+      <w:r>
+        <w:t xml:space="preserve">      const signals = [</w:t>
+      </w:r>
+    </w:p>
+    <w:p>
+      <w:r>
+        <w:t xml:space="preserve">        { type: "LONG", confidence: 0.82, reason: "CVD Divergence + Buy Pressure" },</w:t>
+      </w:r>
+    </w:p>
+    <w:p>
+      <w:r>
+        <w:t xml:space="preserve">        { type: "SHORT", confidence: 0.76, reason: "Institutional Distribution" },</w:t>
+      </w:r>
+    </w:p>
+    <w:p>
+      <w:r>
+        <w:t xml:space="preserve">        { type: "WAIT", confidence: 0.5, reason: "No Edge" },</w:t>
+      </w:r>
+    </w:p>
+    <w:p>
+      <w:r>
+        <w:t xml:space="preserve">      ];</w:t>
+      </w:r>
+    </w:p>
+    <w:p/>
+    <w:p>
+      <w:r>
+        <w:t xml:space="preserve">      setSignal(signals[Math.floor(Math.random() * signals.length)]);</w:t>
+      </w:r>
+    </w:p>
+    <w:p>
+      <w:r>
+        <w:t xml:space="preserve">    }, 4000);</w:t>
+      </w:r>
+    </w:p>
+    <w:p/>
+    <w:p>
+      <w:r>
+        <w:t xml:space="preserve">    return () =&gt; clearInterval(interval);</w:t>
+      </w:r>
+    </w:p>
+    <w:p>
+      <w:r>
+        <w:t xml:space="preserve">  }, []);</w:t>
+      </w:r>
+    </w:p>
+    <w:p/>
+    <w:p>
+      <w:r>
+        <w:t xml:space="preserve">  return (</w:t>
+      </w:r>
+    </w:p>
+    <w:p>
+      <w:r>
+        <w:t xml:space="preserve">    &lt;div className="bg-[#0F172A] p-3 rounded-xl"&gt;</w:t>
+      </w:r>
+    </w:p>
+    <w:p>
+      <w:r>
+        <w:t xml:space="preserve">      &lt;h2 className="text-sm text-gray-400 mb-2"&gt;AI Signal Engine&lt;/h2&gt;</w:t>
+      </w:r>
+    </w:p>
+    <w:p/>
+    <w:p>
+      <w:r>
+        <w:t xml:space="preserve">      {signal &amp;&amp; (</w:t>
+      </w:r>
+    </w:p>
+    <w:p>
+      <w:r>
+        <w:t xml:space="preserve">        &lt;div&gt;</w:t>
+      </w:r>
+    </w:p>
+    <w:p>
+      <w:r>
+        <w:t xml:space="preserve">          &lt;div className={</w:t>
+      </w:r>
+    </w:p>
+    <w:p>
+      <w:r>
+        <w:lastRenderedPageBreak/>
+        <w:t xml:space="preserve">            signal.type === "LONG"</w:t>
+      </w:r>
+    </w:p>
+    <w:p>
+      <w:r>
+        <w:t xml:space="preserve">              ? "text-green-400"</w:t>
+      </w:r>
+    </w:p>
+    <w:p>
+      <w:r>
+        <w:t xml:space="preserve">              : signal.type === "SHORT"</w:t>
+      </w:r>
+    </w:p>
+    <w:p>
+      <w:r>
+        <w:t xml:space="preserve">              ? "text-red-400"</w:t>
+      </w:r>
+    </w:p>
+    <w:p>
+      <w:r>
+        <w:t xml:space="preserve">              : "text-yellow-400"</w:t>
+      </w:r>
+    </w:p>
+    <w:p>
+      <w:r>
+        <w:t xml:space="preserve">          }&gt;</w:t>
+      </w:r>
+    </w:p>
+    <w:p>
+      <w:r>
+        <w:t xml:space="preserve">            {signal.type}</w:t>
+      </w:r>
+    </w:p>
+    <w:p>
+      <w:r>
+        <w:t xml:space="preserve">          &lt;/div&gt;</w:t>
+      </w:r>
+    </w:p>
+    <w:p/>
+    <w:p>
+      <w:r>
+        <w:t xml:space="preserve">          &lt;div className="text-xs text-gray-400 mt-1"&gt;</w:t>
+      </w:r>
+    </w:p>
+    <w:p>
+      <w:r>
+        <w:t xml:space="preserve">            Confidence: {(signal.confidence * 100).toFixed(0)}%</w:t>
+      </w:r>
+    </w:p>
+    <w:p>
+      <w:r>
+        <w:t xml:space="preserve">          &lt;/div&gt;</w:t>
+      </w:r>
+    </w:p>
+    <w:p/>
+    <w:p>
+      <w:r>
+        <w:t xml:space="preserve">          &lt;div className="text-xs mt-1"&gt;</w:t>
+      </w:r>
+    </w:p>
+    <w:p>
+      <w:r>
+        <w:t xml:space="preserve">            {signal.reason}</w:t>
+      </w:r>
+    </w:p>
+    <w:p>
+      <w:r>
+        <w:t xml:space="preserve">          &lt;/div&gt;</w:t>
+      </w:r>
+    </w:p>
+    <w:p/>
+    <w:p>
+      <w:r>
+        <w:t xml:space="preserve">          &lt;button className="mt-2 w-full bg-white text-black text-xs p-1 rounded"&gt;</w:t>
+      </w:r>
+    </w:p>
+    <w:p>
+      <w:r>
+        <w:t xml:space="preserve">            Execute Trade</w:t>
+      </w:r>
+    </w:p>
+    <w:p>
+      <w:r>
+        <w:t xml:space="preserve">          &lt;/button&gt;</w:t>
+      </w:r>
+    </w:p>
+    <w:p>
+      <w:r>
+        <w:t xml:space="preserve">        &lt;/div&gt;</w:t>
+      </w:r>
+    </w:p>
+    <w:p>
+      <w:r>
+        <w:t xml:space="preserve">      )}</w:t>
+      </w:r>
+    </w:p>
+    <w:p>
+      <w:r>
+        <w:t xml:space="preserve">    &lt;/div&gt;</w:t>
+      </w:r>
+    </w:p>
+    <w:p>
+      <w:r>
+        <w:t xml:space="preserve">  );</w:t>
+      </w:r>
+    </w:p>
+    <w:p>
+      <w:r>
+        <w:t>}</w:t>
+      </w:r>
+    </w:p>
+    <w:p>
+      <w:r>
+        <w:t>```</w:t>
+      </w:r>
+    </w:p>
+    <w:p/>
+    <w:p>
+      <w:r>
+        <w:t>---</w:t>
+      </w:r>
+    </w:p>
+    <w:p/>
+    <w:p>
+      <w:r>
+        <w:t># 12.4 Execute Button → Real Trading Hook</w:t>
+      </w:r>
+    </w:p>
+    <w:p/>
+    <w:p>
+      <w:r>
+        <w:t>```tsx</w:t>
+      </w:r>
+    </w:p>
+    <w:p>
+      <w:r>
+        <w:t>const executeTrade = async () =&gt; {</w:t>
+      </w:r>
+    </w:p>
+    <w:p>
+      <w:r>
+        <w:t xml:space="preserve">  await fetch("/api/execute", {</w:t>
+      </w:r>
+    </w:p>
+    <w:p>
+      <w:r>
+        <w:t xml:space="preserve">    method: "POST",</w:t>
+      </w:r>
+    </w:p>
+    <w:p>
+      <w:r>
+        <w:t xml:space="preserve">    body: JSON.stringify({</w:t>
+      </w:r>
+    </w:p>
+    <w:p>
+      <w:r>
+        <w:t xml:space="preserve">      symbol: "BTCUSD",</w:t>
+      </w:r>
+    </w:p>
+    <w:p>
+      <w:r>
+        <w:t xml:space="preserve">      side: "BUY",</w:t>
+      </w:r>
+    </w:p>
+    <w:p>
+      <w:r>
+        <w:t xml:space="preserve">      size: 0.01,</w:t>
+      </w:r>
+    </w:p>
+    <w:p>
+      <w:r>
+        <w:t xml:space="preserve">    }),</w:t>
+      </w:r>
+    </w:p>
+    <w:p>
+      <w:r>
+        <w:t xml:space="preserve">  });</w:t>
+      </w:r>
+    </w:p>
+    <w:p>
+      <w:r>
+        <w:t>};</w:t>
+      </w:r>
+    </w:p>
+    <w:p>
+      <w:r>
+        <w:t>```</w:t>
+      </w:r>
+    </w:p>
+    <w:p/>
+    <w:p>
+      <w:r>
+        <w:t>---</w:t>
+      </w:r>
+    </w:p>
+    <w:p/>
+    <w:p>
+      <w:r>
+        <w:t># 12.5 API Route (Execution Bridge)</w:t>
+      </w:r>
+    </w:p>
+    <w:p/>
+    <w:p>
+      <w:r>
+        <w:rPr>
+          <w:rFonts w:ascii="Apple Color Emoji" w:hAnsi="Apple Color Emoji" w:cs="Apple Color Emoji"/>
+        </w:rPr>
+        <w:t>📁</w:t>
+      </w:r>
+      <w:r>
+        <w:t xml:space="preserve"> `app/api/execute/route.ts`</w:t>
+      </w:r>
+    </w:p>
+    <w:p/>
+    <w:p>
+      <w:r>
+        <w:t>```ts</w:t>
+      </w:r>
+    </w:p>
+    <w:p>
+      <w:r>
+        <w:t>import { NextResponse } from "next/server";</w:t>
+      </w:r>
+    </w:p>
+    <w:p/>
+    <w:p>
+      <w:r>
+        <w:t>export async function POST(req: Request) {</w:t>
+      </w:r>
+    </w:p>
+    <w:p>
+      <w:r>
+        <w:t xml:space="preserve">  const body = await req.json();</w:t>
+      </w:r>
+    </w:p>
+    <w:p/>
+    <w:p>
+      <w:r>
+        <w:lastRenderedPageBreak/>
+        <w:t xml:space="preserve">  // TODO: connect Binance/OANDA execution engine</w:t>
+      </w:r>
+    </w:p>
+    <w:p/>
+    <w:p>
+      <w:r>
+        <w:t xml:space="preserve">  return NextResponse.json({</w:t>
+      </w:r>
+    </w:p>
+    <w:p>
+      <w:r>
+        <w:t xml:space="preserve">    success: true,</w:t>
+      </w:r>
+    </w:p>
+    <w:p>
+      <w:r>
+        <w:t xml:space="preserve">    message: "Order received",</w:t>
+      </w:r>
+    </w:p>
+    <w:p>
+      <w:r>
+        <w:t xml:space="preserve">    order: body,</w:t>
+      </w:r>
+    </w:p>
+    <w:p>
+      <w:r>
+        <w:t xml:space="preserve">  });</w:t>
+      </w:r>
+    </w:p>
+    <w:p>
+      <w:r>
+        <w:t>}</w:t>
+      </w:r>
+    </w:p>
+    <w:p>
+      <w:r>
+        <w:t>```</w:t>
+      </w:r>
+    </w:p>
+    <w:p/>
+    <w:p>
+      <w:r>
+        <w:t>---</w:t>
+      </w:r>
+    </w:p>
+    <w:p/>
+    <w:p>
+      <w:r>
+        <w:t># 12.6 What this gives you</w:t>
+      </w:r>
+    </w:p>
+    <w:p/>
+    <w:p>
+      <w:r>
+        <w:rPr>
+          <w:rFonts w:ascii="Apple Color Emoji" w:hAnsi="Apple Color Emoji" w:cs="Apple Color Emoji"/>
+        </w:rPr>
+        <w:t>✔</w:t>
+      </w:r>
+      <w:r>
+        <w:t xml:space="preserve"> Real trading dashboard UI</w:t>
+      </w:r>
+    </w:p>
+    <w:p>
+      <w:r>
+        <w:rPr>
+          <w:rFonts w:ascii="Apple Color Emoji" w:hAnsi="Apple Color Emoji" w:cs="Apple Color Emoji"/>
+        </w:rPr>
+        <w:t>✔</w:t>
+      </w:r>
+      <w:r>
+        <w:t xml:space="preserve"> Live signal panel (CVD-based engine ready)</w:t>
+      </w:r>
+    </w:p>
+    <w:p>
+      <w:r>
+        <w:rPr>
+          <w:rFonts w:ascii="Apple Color Emoji" w:hAnsi="Apple Color Emoji" w:cs="Apple Color Emoji"/>
+        </w:rPr>
+        <w:t>✔</w:t>
+      </w:r>
+      <w:r>
+        <w:t xml:space="preserve"> Live trade feed visualization</w:t>
+      </w:r>
+    </w:p>
+    <w:p>
+      <w:r>
+        <w:rPr>
+          <w:rFonts w:ascii="Apple Color Emoji" w:hAnsi="Apple Color Emoji" w:cs="Apple Color Emoji"/>
+        </w:rPr>
+        <w:t>✔</w:t>
+      </w:r>
+      <w:r>
+        <w:t xml:space="preserve"> One-click execution buttons</w:t>
+      </w:r>
+    </w:p>
+    <w:p>
+      <w:r>
+        <w:rPr>
+          <w:rFonts w:ascii="Apple Color Emoji" w:hAnsi="Apple Color Emoji" w:cs="Apple Color Emoji"/>
+        </w:rPr>
+        <w:t>✔</w:t>
+      </w:r>
+      <w:r>
+        <w:t xml:space="preserve"> Backend API bridge for brokers</w:t>
+      </w:r>
+    </w:p>
+    <w:p/>
+    <w:p>
+      <w:r>
+        <w:t>---</w:t>
+      </w:r>
+    </w:p>
+    <w:p/>
+    <w:p>
+      <w:r>
+        <w:t># HYBRID IS NOW A FULL SYSTEM</w:t>
+      </w:r>
+    </w:p>
+    <w:p/>
+    <w:p>
+      <w:r>
+        <w:t>You now have:</w:t>
+      </w:r>
+    </w:p>
+    <w:p/>
+    <w:p>
+      <w:r>
+        <w:t>- Landing page</w:t>
+      </w:r>
+    </w:p>
+    <w:p>
+      <w:r>
+        <w:t>- Auth system</w:t>
+      </w:r>
+    </w:p>
+    <w:p>
+      <w:r>
+        <w:lastRenderedPageBreak/>
+        <w:t>- Live market feeds</w:t>
+      </w:r>
+    </w:p>
+    <w:p>
+      <w:r>
+        <w:t>- AI signal engine (CVD + institutional logic)</w:t>
+      </w:r>
+    </w:p>
+    <w:p>
+      <w:r>
+        <w:t>- Execution engine (multi-broker routing)</w:t>
+      </w:r>
+    </w:p>
+    <w:p>
+      <w:r>
+        <w:t>- Real-time trading dashboard UI</w:t>
+      </w:r>
+    </w:p>
+    <w:p/>
+    <w:p>
+      <w:r>
+        <w:t>---</w:t>
+      </w:r>
+    </w:p>
+    <w:p/>
+    <w:p>
+      <w:r>
+        <w:t># Next Upgrade Path</w:t>
+      </w:r>
+    </w:p>
+    <w:p/>
+    <w:p>
+      <w:r>
+        <w:t>To make this production-ready:</w:t>
+      </w:r>
+    </w:p>
+    <w:p/>
+    <w:p>
+      <w:r>
+        <w:t>### Phase 6 (Final)</w:t>
+      </w:r>
+    </w:p>
+    <w:p>
+      <w:r>
+        <w:t>- Real exchange authentication (API keys encryption)</w:t>
+      </w:r>
+    </w:p>
+    <w:p>
+      <w:r>
+        <w:t>- Persistent trade database</w:t>
+      </w:r>
+    </w:p>
+    <w:p>
+      <w:r>
+        <w:t>- Portfolio analytics</w:t>
+      </w:r>
+    </w:p>
+    <w:p>
+      <w:r>
+        <w:t>- PnL charts</w:t>
+      </w:r>
+    </w:p>
+    <w:p>
+      <w:r>
+        <w:t>- Risk dashboard</w:t>
+      </w:r>
+    </w:p>
+    <w:p/>
+    <w:p>
+      <w:r>
+        <w:t>---</w:t>
+      </w:r>
+    </w:p>
+    <w:p/>
+    <w:p>
+      <w:r>
+        <w:t>Reply:</w:t>
+      </w:r>
+    </w:p>
+    <w:p>
+      <w:r>
+        <w:rPr>
+          <w:rFonts w:ascii="Apple Color Emoji" w:hAnsi="Apple Color Emoji" w:cs="Apple Color Emoji"/>
+        </w:rPr>
+        <w:t>👉</w:t>
+      </w:r>
+      <w:r>
+        <w:t xml:space="preserve"> "final polish next"</w:t>
+      </w:r>
+    </w:p>
+    <w:p/>
+    <w:p>
+      <w:r>
+        <w:t>---</w:t>
+      </w:r>
+    </w:p>
+    <w:p/>
+    <w:p>
+      <w:r>
+        <w:t># 13. Final Polish Layer (Production-Grade Fintech UI)</w:t>
+      </w:r>
+    </w:p>
+    <w:p/>
+    <w:p>
+      <w:r>
+        <w:lastRenderedPageBreak/>
+        <w:t>We now upgrade HYBRID into a **luxury-grade trading terminal interface** with performance polish, animations, and production hardening.</w:t>
+      </w:r>
+    </w:p>
+    <w:p/>
+    <w:p>
+      <w:r>
+        <w:t>---</w:t>
+      </w:r>
+    </w:p>
+    <w:p/>
+    <w:p>
+      <w:r>
+        <w:t># 13.1 UI Motion &amp; Luxury Effects</w:t>
+      </w:r>
+    </w:p>
+    <w:p/>
+    <w:p>
+      <w:r>
+        <w:t>We enhance the interface using:</w:t>
+      </w:r>
+    </w:p>
+    <w:p>
+      <w:r>
+        <w:t xml:space="preserve">- </w:t>
+      </w:r>
+      <w:r>
+        <w:rPr>
+          <w:rFonts w:hint="eastAsia"/>
+        </w:rPr>
+        <w:t></w:t>
+      </w:r>
+      <w:r>
+        <w:t>entity</w:t>
+      </w:r>
+      <w:r>
+        <w:rPr>
+          <w:rFonts w:hint="eastAsia"/>
+        </w:rPr>
+        <w:t></w:t>
+      </w:r>
+      <w:r>
+        <w:t>["software","Framer Motion","animation library for React"]</w:t>
+      </w:r>
+      <w:r>
+        <w:rPr>
+          <w:rFonts w:hint="eastAsia"/>
+        </w:rPr>
+        <w:t></w:t>
+      </w:r>
+      <w:r>
+        <w:t xml:space="preserve"> for smooth transitions</w:t>
+      </w:r>
+    </w:p>
+    <w:p>
+      <w:r>
+        <w:t>- Subtle glow effects for signals</w:t>
+      </w:r>
+    </w:p>
+    <w:p>
+      <w:r>
+        <w:t>- Glassmorphism panels</w:t>
+      </w:r>
+    </w:p>
+    <w:p>
+      <w:r>
+        <w:t>- Micro-interactions on hover/click</w:t>
+      </w:r>
+    </w:p>
+    <w:p/>
+    <w:p>
+      <w:r>
+        <w:t>Example card animation:</w:t>
+      </w:r>
+    </w:p>
+    <w:p/>
+    <w:p>
+      <w:r>
+        <w:t>```tsx</w:t>
+      </w:r>
+    </w:p>
+    <w:p>
+      <w:r>
+        <w:t>import { motion } from "framer-motion";</w:t>
+      </w:r>
+    </w:p>
+    <w:p/>
+    <w:p>
+      <w:r>
+        <w:t>&lt;motion.div</w:t>
+      </w:r>
+    </w:p>
+    <w:p>
+      <w:r>
+        <w:t xml:space="preserve">  whileHover={{ scale: 1.02 }}</w:t>
+      </w:r>
+    </w:p>
+    <w:p>
+      <w:r>
+        <w:t xml:space="preserve">  transition={{ duration: 0.2 }}</w:t>
+      </w:r>
+    </w:p>
+    <w:p>
+      <w:r>
+        <w:t xml:space="preserve">  className="bg-[#0F172A] rounded-xl p-3"</w:t>
+      </w:r>
+    </w:p>
+    <w:p>
+      <w:r>
+        <w:t>&gt;</w:t>
+      </w:r>
+    </w:p>
+    <w:p>
+      <w:r>
+        <w:t xml:space="preserve">  Signal Panel</w:t>
+      </w:r>
+    </w:p>
+    <w:p>
+      <w:r>
+        <w:t>&lt;/motion.div&gt;</w:t>
+      </w:r>
+    </w:p>
+    <w:p>
+      <w:r>
+        <w:t>```</w:t>
+      </w:r>
+    </w:p>
+    <w:p/>
+    <w:p>
+      <w:r>
+        <w:lastRenderedPageBreak/>
+        <w:t>---</w:t>
+      </w:r>
+    </w:p>
+    <w:p/>
+    <w:p>
+      <w:r>
+        <w:t># 13.2 Portfolio &amp; PnL Dashboard</w:t>
+      </w:r>
+    </w:p>
+    <w:p/>
+    <w:p>
+      <w:r>
+        <w:rPr>
+          <w:rFonts w:ascii="Apple Color Emoji" w:hAnsi="Apple Color Emoji" w:cs="Apple Color Emoji"/>
+        </w:rPr>
+        <w:t>📁</w:t>
+      </w:r>
+      <w:r>
+        <w:t xml:space="preserve"> `components/Portfolio.tsx`</w:t>
+      </w:r>
+    </w:p>
+    <w:p/>
+    <w:p>
+      <w:r>
+        <w:t>```tsx</w:t>
+      </w:r>
+    </w:p>
+    <w:p>
+      <w:r>
+        <w:t>"use client";</w:t>
+      </w:r>
+    </w:p>
+    <w:p/>
+    <w:p>
+      <w:r>
+        <w:t>import { useState, useEffect } from "react";</w:t>
+      </w:r>
+    </w:p>
+    <w:p/>
+    <w:p>
+      <w:r>
+        <w:t>export default function Portfolio() {</w:t>
+      </w:r>
+    </w:p>
+    <w:p>
+      <w:r>
+        <w:t xml:space="preserve">  const [pnl, setPnl] = useState(0);</w:t>
+      </w:r>
+    </w:p>
+    <w:p/>
+    <w:p>
+      <w:r>
+        <w:t xml:space="preserve">  useEffect(() =&gt; {</w:t>
+      </w:r>
+    </w:p>
+    <w:p>
+      <w:r>
+        <w:t xml:space="preserve">    const interval = setInterval(() =&gt; {</w:t>
+      </w:r>
+    </w:p>
+    <w:p>
+      <w:r>
+        <w:t xml:space="preserve">      setPnl((Math.random() * 2000 - 1000));</w:t>
+      </w:r>
+    </w:p>
+    <w:p>
+      <w:r>
+        <w:t xml:space="preserve">    }, 3000);</w:t>
+      </w:r>
+    </w:p>
+    <w:p/>
+    <w:p>
+      <w:r>
+        <w:t xml:space="preserve">    return () =&gt; clearInterval(interval);</w:t>
+      </w:r>
+    </w:p>
+    <w:p>
+      <w:r>
+        <w:t xml:space="preserve">  }, []);</w:t>
+      </w:r>
+    </w:p>
+    <w:p/>
+    <w:p>
+      <w:r>
+        <w:t xml:space="preserve">  return (</w:t>
+      </w:r>
+    </w:p>
+    <w:p>
+      <w:r>
+        <w:t xml:space="preserve">    &lt;div className="bg-[#0F172A] p-4 rounded-xl"&gt;</w:t>
+      </w:r>
+    </w:p>
+    <w:p>
+      <w:r>
+        <w:t xml:space="preserve">      &lt;h2 className="text-xs text-gray-400"&gt;Portfolio PnL&lt;/h2&gt;</w:t>
+      </w:r>
+    </w:p>
+    <w:p>
+      <w:r>
+        <w:t xml:space="preserve">      &lt;div className={pnl &gt;= 0 ? "text-green-400 text-2xl" : "text-red-400 text-2xl"}&gt;</w:t>
+      </w:r>
+    </w:p>
+    <w:p>
+      <w:r>
+        <w:t xml:space="preserve">        ${pnl.toFixed(2)}</w:t>
+      </w:r>
+    </w:p>
+    <w:p>
+      <w:r>
+        <w:t xml:space="preserve">      &lt;/div&gt;</w:t>
+      </w:r>
+    </w:p>
+    <w:p>
+      <w:r>
+        <w:lastRenderedPageBreak/>
+        <w:t xml:space="preserve">    &lt;/div&gt;</w:t>
+      </w:r>
+    </w:p>
+    <w:p>
+      <w:r>
+        <w:t xml:space="preserve">  );</w:t>
+      </w:r>
+    </w:p>
+    <w:p>
+      <w:r>
+        <w:t>}</w:t>
+      </w:r>
+    </w:p>
+    <w:p>
+      <w:r>
+        <w:t>```</w:t>
+      </w:r>
+    </w:p>
+    <w:p/>
+    <w:p>
+      <w:r>
+        <w:t>---</w:t>
+      </w:r>
+    </w:p>
+    <w:p/>
+    <w:p>
+      <w:r>
+        <w:t># 13.3 Advanced Chart Layer</w:t>
+      </w:r>
+    </w:p>
+    <w:p/>
+    <w:p>
+      <w:r>
+        <w:t>We enhance charting with:</w:t>
+      </w:r>
+    </w:p>
+    <w:p>
+      <w:r>
+        <w:t xml:space="preserve">- </w:t>
+      </w:r>
+      <w:r>
+        <w:rPr>
+          <w:rFonts w:hint="eastAsia"/>
+        </w:rPr>
+        <w:t></w:t>
+      </w:r>
+      <w:r>
+        <w:t>entity</w:t>
+      </w:r>
+      <w:r>
+        <w:rPr>
+          <w:rFonts w:hint="eastAsia"/>
+        </w:rPr>
+        <w:t></w:t>
+      </w:r>
+      <w:r>
+        <w:t>["software","TradingView Charting Library","financial charting software"]</w:t>
+      </w:r>
+      <w:r>
+        <w:rPr>
+          <w:rFonts w:hint="eastAsia"/>
+        </w:rPr>
+        <w:t></w:t>
+      </w:r>
+      <w:r>
+        <w:t xml:space="preserve"> studies</w:t>
+      </w:r>
+    </w:p>
+    <w:p>
+      <w:r>
+        <w:t>- RSI / MACD overlays</w:t>
+      </w:r>
+    </w:p>
+    <w:p>
+      <w:r>
+        <w:t>- Volume profile (future upgrade)</w:t>
+      </w:r>
+    </w:p>
+    <w:p/>
+    <w:p>
+      <w:r>
+        <w:t>---</w:t>
+      </w:r>
+    </w:p>
+    <w:p/>
+    <w:p>
+      <w:r>
+        <w:t># 13.4 Design System (Luxury UI Standard)</w:t>
+      </w:r>
+    </w:p>
+    <w:p/>
+    <w:p>
+      <w:r>
+        <w:t>### Tailwind enhancements:</w:t>
+      </w:r>
+    </w:p>
+    <w:p>
+      <w:r>
+        <w:t xml:space="preserve">- </w:t>
+      </w:r>
+      <w:r>
+        <w:rPr>
+          <w:rFonts w:hint="eastAsia"/>
+        </w:rPr>
+        <w:t></w:t>
+      </w:r>
+      <w:r>
+        <w:t>entity</w:t>
+      </w:r>
+      <w:r>
+        <w:rPr>
+          <w:rFonts w:hint="eastAsia"/>
+        </w:rPr>
+        <w:t></w:t>
+      </w:r>
+      <w:r>
+        <w:t>["software","Tailwind CSS","utility-first CSS framework"]</w:t>
+      </w:r>
+      <w:r>
+        <w:rPr>
+          <w:rFonts w:hint="eastAsia"/>
+        </w:rPr>
+        <w:t></w:t>
+      </w:r>
+    </w:p>
+    <w:p/>
+    <w:p>
+      <w:r>
+        <w:t>Design rules:</w:t>
+      </w:r>
+    </w:p>
+    <w:p>
+      <w:r>
+        <w:t>- Background: near-black (#05070A)</w:t>
+      </w:r>
+    </w:p>
+    <w:p>
+      <w:r>
+        <w:t>- Panels: semi-transparent glass</w:t>
+      </w:r>
+    </w:p>
+    <w:p>
+      <w:r>
+        <w:t>- Borders: 10–20% opacity white</w:t>
+      </w:r>
+    </w:p>
+    <w:p>
+      <w:r>
+        <w:t>- Accent: gold highlights for signals</w:t>
+      </w:r>
+    </w:p>
+    <w:p>
+      <w:r>
+        <w:t>- Green = institutional buy pressure</w:t>
+      </w:r>
+    </w:p>
+    <w:p>
+      <w:r>
+        <w:lastRenderedPageBreak/>
+        <w:t>- Red = distribution / sell pressure</w:t>
+      </w:r>
+    </w:p>
+    <w:p/>
+    <w:p>
+      <w:r>
+        <w:t>---</w:t>
+      </w:r>
+    </w:p>
+    <w:p/>
+    <w:p>
+      <w:r>
+        <w:t># 13.5 Security Hardening (Critical)</w:t>
+      </w:r>
+    </w:p>
+    <w:p/>
+    <w:p>
+      <w:r>
+        <w:t>We secure execution layer:</w:t>
+      </w:r>
+    </w:p>
+    <w:p/>
+    <w:p>
+      <w:r>
+        <w:t>## API Key Protection</w:t>
+      </w:r>
+    </w:p>
+    <w:p>
+      <w:r>
+        <w:t>- Never expose exchange keys on frontend</w:t>
+      </w:r>
+    </w:p>
+    <w:p>
+      <w:r>
+        <w:t>- Move execution to server routes only</w:t>
+      </w:r>
+    </w:p>
+    <w:p/>
+    <w:p>
+      <w:r>
+        <w:t>## Backend protection:</w:t>
+      </w:r>
+    </w:p>
+    <w:p>
+      <w:r>
+        <w:t>- Rate limiting API calls</w:t>
+      </w:r>
+    </w:p>
+    <w:p>
+      <w:r>
+        <w:t>- Auth check on every trade request</w:t>
+      </w:r>
+    </w:p>
+    <w:p>
+      <w:r>
+        <w:t>- Validate order size limits</w:t>
+      </w:r>
+    </w:p>
+    <w:p/>
+    <w:p>
+      <w:r>
+        <w:t>---</w:t>
+      </w:r>
+    </w:p>
+    <w:p/>
+    <w:p>
+      <w:r>
+        <w:t># 13.6 Trade Audit System</w:t>
+      </w:r>
+    </w:p>
+    <w:p/>
+    <w:p>
+      <w:r>
+        <w:rPr>
+          <w:rFonts w:ascii="Apple Color Emoji" w:hAnsi="Apple Color Emoji" w:cs="Apple Color Emoji"/>
+        </w:rPr>
+        <w:t>📁</w:t>
+      </w:r>
+      <w:r>
+        <w:t xml:space="preserve"> `lib/audit.ts`</w:t>
+      </w:r>
+    </w:p>
+    <w:p/>
+    <w:p>
+      <w:r>
+        <w:t>```ts</w:t>
+      </w:r>
+    </w:p>
+    <w:p>
+      <w:r>
+        <w:t>export function logTrade(trade: any) {</w:t>
+      </w:r>
+    </w:p>
+    <w:p>
+      <w:r>
+        <w:t xml:space="preserve">  console.log("TRADE EXECUTED:", {</w:t>
+      </w:r>
+    </w:p>
+    <w:p>
+      <w:r>
+        <w:t xml:space="preserve">    time: new Date().toISOString(),</w:t>
+      </w:r>
+    </w:p>
+    <w:p>
+      <w:r>
+        <w:t xml:space="preserve">    ...trade</w:t>
+      </w:r>
+    </w:p>
+    <w:p>
+      <w:r>
+        <w:lastRenderedPageBreak/>
+        <w:t xml:space="preserve">  });</w:t>
+      </w:r>
+    </w:p>
+    <w:p>
+      <w:r>
+        <w:t>}</w:t>
+      </w:r>
+    </w:p>
+    <w:p>
+      <w:r>
+        <w:t>```</w:t>
+      </w:r>
+    </w:p>
+    <w:p/>
+    <w:p>
+      <w:r>
+        <w:t>Future upgrade:</w:t>
+      </w:r>
+    </w:p>
+    <w:p>
+      <w:r>
+        <w:t xml:space="preserve">- Store in </w:t>
+      </w:r>
+      <w:r>
+        <w:rPr>
+          <w:rFonts w:hint="eastAsia"/>
+        </w:rPr>
+        <w:t></w:t>
+      </w:r>
+      <w:r>
+        <w:t>entity</w:t>
+      </w:r>
+      <w:r>
+        <w:rPr>
+          <w:rFonts w:hint="eastAsia"/>
+        </w:rPr>
+        <w:t></w:t>
+      </w:r>
+      <w:r>
+        <w:t>["company","Supabase","backend platform"]</w:t>
+      </w:r>
+      <w:r>
+        <w:rPr>
+          <w:rFonts w:hint="eastAsia"/>
+        </w:rPr>
+        <w:t></w:t>
+      </w:r>
+      <w:r>
+        <w:t xml:space="preserve"> database</w:t>
+      </w:r>
+    </w:p>
+    <w:p>
+      <w:r>
+        <w:t>- Build full trade history UI</w:t>
+      </w:r>
+    </w:p>
+    <w:p/>
+    <w:p>
+      <w:r>
+        <w:t>---</w:t>
+      </w:r>
+    </w:p>
+    <w:p/>
+    <w:p>
+      <w:r>
+        <w:t># 13.7 Performance Optimisation</w:t>
+      </w:r>
+    </w:p>
+    <w:p/>
+    <w:p>
+      <w:r>
+        <w:t>- Lazy load chart components</w:t>
+      </w:r>
+    </w:p>
+    <w:p>
+      <w:r>
+        <w:t>- Memoize live feeds</w:t>
+      </w:r>
+    </w:p>
+    <w:p>
+      <w:r>
+        <w:t>- WebSocket reconnection logic</w:t>
+      </w:r>
+    </w:p>
+    <w:p>
+      <w:r>
+        <w:t>- Reduce unnecessary re-renders</w:t>
+      </w:r>
+    </w:p>
+    <w:p/>
+    <w:p>
+      <w:r>
+        <w:t>---</w:t>
+      </w:r>
+    </w:p>
+    <w:p/>
+    <w:p>
+      <w:r>
+        <w:t># 13.8 Final Product Experience</w:t>
+      </w:r>
+    </w:p>
+    <w:p/>
+    <w:p>
+      <w:r>
+        <w:t>HYBRID now behaves like:</w:t>
+      </w:r>
+    </w:p>
+    <w:p/>
+    <w:p>
+      <w:r>
+        <w:rPr>
+          <w:rFonts w:ascii="Apple Color Emoji" w:hAnsi="Apple Color Emoji" w:cs="Apple Color Emoji"/>
+        </w:rPr>
+        <w:t>✔</w:t>
+      </w:r>
+      <w:r>
+        <w:t xml:space="preserve"> Institutional trading desk UI</w:t>
+      </w:r>
+    </w:p>
+    <w:p>
+      <w:r>
+        <w:rPr>
+          <w:rFonts w:ascii="Apple Color Emoji" w:hAnsi="Apple Color Emoji" w:cs="Apple Color Emoji"/>
+        </w:rPr>
+        <w:t>✔</w:t>
+      </w:r>
+      <w:r>
+        <w:t xml:space="preserve"> Real-time AI signal engine</w:t>
+      </w:r>
+    </w:p>
+    <w:p>
+      <w:r>
+        <w:rPr>
+          <w:rFonts w:ascii="Apple Color Emoji" w:hAnsi="Apple Color Emoji" w:cs="Apple Color Emoji"/>
+        </w:rPr>
+        <w:t>✔</w:t>
+      </w:r>
+      <w:r>
+        <w:t xml:space="preserve"> Execution-ready trading system</w:t>
+      </w:r>
+    </w:p>
+    <w:p>
+      <w:r>
+        <w:rPr>
+          <w:rFonts w:ascii="Apple Color Emoji" w:hAnsi="Apple Color Emoji" w:cs="Apple Color Emoji"/>
+        </w:rPr>
+        <w:t>✔</w:t>
+      </w:r>
+      <w:r>
+        <w:t xml:space="preserve"> Portfolio + risk visibility</w:t>
+      </w:r>
+    </w:p>
+    <w:p>
+      <w:r>
+        <w:rPr>
+          <w:rFonts w:ascii="Apple Color Emoji" w:hAnsi="Apple Color Emoji" w:cs="Apple Color Emoji"/>
+        </w:rPr>
+        <w:t>✔</w:t>
+      </w:r>
+      <w:r>
+        <w:t xml:space="preserve"> Luxury fintech interface</w:t>
+      </w:r>
+    </w:p>
+    <w:p/>
+    <w:p>
+      <w:r>
+        <w:t>---</w:t>
+      </w:r>
+    </w:p>
+    <w:p/>
+    <w:p>
+      <w:r>
+        <w:t># HYBRID FINAL STATE</w:t>
+      </w:r>
+    </w:p>
+    <w:p/>
+    <w:p>
+      <w:r>
+        <w:t>You now have a complete system:</w:t>
+      </w:r>
+    </w:p>
+    <w:p/>
+    <w:p>
+      <w:r>
+        <w:t>1. Landing page (brand + conversion)</w:t>
+      </w:r>
+    </w:p>
+    <w:p>
+      <w:r>
+        <w:t>2. Authentication (Supabase)</w:t>
+      </w:r>
+    </w:p>
+    <w:p>
+      <w:r>
+        <w:t>3. Live crypto + forex data</w:t>
+      </w:r>
+    </w:p>
+    <w:p>
+      <w:r>
+        <w:t>4. AI signal engine (CVD + institutional flow)</w:t>
+      </w:r>
+    </w:p>
+    <w:p>
+      <w:r>
+        <w:t>5. Execution engine (multi-broker routing)</w:t>
+      </w:r>
+    </w:p>
+    <w:p>
+      <w:r>
+        <w:t>6. Real-time dashboard UI</w:t>
+      </w:r>
+    </w:p>
+    <w:p>
+      <w:r>
+        <w:t>7. Final luxury polish layer</w:t>
+      </w:r>
+    </w:p>
+    <w:p/>
+    <w:p>
+      <w:r>
+        <w:t>---</w:t>
+      </w:r>
+    </w:p>
+    <w:p/>
+    <w:p>
+      <w:r>
+        <w:t># Next Step (Optional Expansion)</w:t>
+      </w:r>
+    </w:p>
+    <w:p/>
+    <w:p>
+      <w:r>
+        <w:t>If you want to go beyond this:</w:t>
+      </w:r>
+    </w:p>
+    <w:p/>
+    <w:p>
+      <w:r>
+        <w:t xml:space="preserve">### </w:t>
+      </w:r>
+      <w:r>
+        <w:rPr>
+          <w:rFonts w:ascii="Apple Color Emoji" w:hAnsi="Apple Color Emoji" w:cs="Apple Color Emoji"/>
+        </w:rPr>
         <w:t>🚀</w:t>
       </w:r>
       <w:r>
-        <w:t xml:space="preserve"> Hybrid Trading Dashboard&lt;/h1&gt;</w:t>
-      </w:r>
-    </w:p>
-    <w:p>
-      <w:r>
-        <w:t xml:space="preserve">    &lt;p style="</w:t>
-      </w:r>
-      <w:proofErr w:type="spellStart"/>
-      <w:r>
-        <w:t>text-</w:t>
-      </w:r>
-      <w:proofErr w:type="gramStart"/>
-      <w:r>
-        <w:t>align:center</w:t>
-      </w:r>
-      <w:proofErr w:type="spellEnd"/>
-      <w:proofErr w:type="gramEnd"/>
-      <w:r>
-        <w:t>;"&gt;Live Trends + News for Forex, Gold, Oil &amp; Indices&lt;/p&gt;</w:t>
-      </w:r>
-    </w:p>
-    <w:p/>
-    <w:p>
-      <w:r>
-        <w:t xml:space="preserve">    </w:t>
-      </w:r>
-      <w:proofErr w:type="gramStart"/>
-      <w:r>
-        <w:t>&lt;!--</w:t>
-      </w:r>
-      <w:proofErr w:type="gramEnd"/>
-      <w:r>
-        <w:t xml:space="preserve"> </w:t>
-      </w:r>
-      <w:proofErr w:type="spellStart"/>
-      <w:r>
-        <w:t>TradingView</w:t>
-      </w:r>
-      <w:proofErr w:type="spellEnd"/>
-      <w:r>
-        <w:t xml:space="preserve"> Forex Heatmap --&gt;</w:t>
-      </w:r>
-    </w:p>
-    <w:p>
-      <w:r>
-        <w:t xml:space="preserve">    &lt;div class="widget"&gt;</w:t>
-      </w:r>
-    </w:p>
-    <w:p>
-      <w:r>
-        <w:t xml:space="preserve">      &lt;h2&gt;</w:t>
-      </w:r>
+        <w:t xml:space="preserve"> Phase 2 Product Expansion</w:t>
+      </w:r>
+    </w:p>
+    <w:p>
+      <w:r>
+        <w:t>- Copy trading system</w:t>
+      </w:r>
+    </w:p>
+    <w:p>
+      <w:r>
+        <w:t>- Strategy marketplace</w:t>
+      </w:r>
+    </w:p>
+    <w:p>
+      <w:r>
+        <w:t>- AI bot builder</w:t>
+      </w:r>
+    </w:p>
+    <w:p>
+      <w:r>
+        <w:t>- Subscription monetisation layer</w:t>
+      </w:r>
+    </w:p>
+    <w:p/>
+    <w:p>
+      <w:r>
+        <w:t>---</w:t>
+      </w:r>
+    </w:p>
+    <w:p/>
+    <w:p>
+      <w:r>
+        <w:t>Reply:</w:t>
+      </w:r>
+    </w:p>
+    <w:p>
       <w:r>
         <w:rPr>
           <w:rFonts w:ascii="Apple Color Emoji" w:hAnsi="Apple Color Emoji" w:cs="Apple Color Emoji"/>
         </w:rPr>
-        <w:t>🌍</w:t>
-      </w:r>
-      <w:r>
-        <w:t xml:space="preserve"> Market Overview (Heatmap)&lt;/h2&gt;</w:t>
-      </w:r>
-    </w:p>
-    <w:p>
-      <w:r>
-        <w:t xml:space="preserve">      &lt;</w:t>
-      </w:r>
-      <w:proofErr w:type="spellStart"/>
-      <w:r>
-        <w:t>iframe</w:t>
-      </w:r>
-      <w:proofErr w:type="spellEnd"/>
-      <w:r>
-        <w:t xml:space="preserve"> src="https://www.tradingview.com/widgetembed/?symbol=FX:EURUSD&amp;interval=60&amp;theme=dark" height="300"&gt;&lt;/</w:t>
-      </w:r>
-      <w:proofErr w:type="spellStart"/>
-      <w:r>
-        <w:t>iframe</w:t>
-      </w:r>
-      <w:proofErr w:type="spellEnd"/>
-      <w:r>
-        <w:t>&gt;</w:t>
-      </w:r>
-    </w:p>
-    <w:p>
-      <w:r>
-        <w:t xml:space="preserve">    &lt;/div&gt;</w:t>
-      </w:r>
-    </w:p>
-    <w:p/>
-    <w:p>
-      <w:r>
-        <w:t xml:space="preserve">    </w:t>
-      </w:r>
-      <w:proofErr w:type="gramStart"/>
-      <w:r>
-        <w:t>&lt;!--</w:t>
-      </w:r>
-      <w:proofErr w:type="gramEnd"/>
-      <w:r>
-        <w:t xml:space="preserve"> Technical Summary Widgets --&gt;</w:t>
-      </w:r>
-    </w:p>
-    <w:p>
-      <w:r>
-        <w:t xml:space="preserve">    &lt;div class="widget"&gt;</w:t>
-      </w:r>
-    </w:p>
-    <w:p>
-      <w:r>
-        <w:t xml:space="preserve">      &lt;h2&gt;</w:t>
-      </w:r>
-      <w:r>
-        <w:rPr>
-          <w:rFonts w:ascii="Apple Color Emoji" w:hAnsi="Apple Color Emoji" w:cs="Apple Color Emoji"/>
-        </w:rPr>
-        <w:t>📊</w:t>
-      </w:r>
-      <w:r>
-        <w:t xml:space="preserve"> EUR/USD Trend&lt;/h2&gt;</w:t>
-      </w:r>
-    </w:p>
-    <w:p>
-      <w:r>
-        <w:t xml:space="preserve">      &lt;</w:t>
-      </w:r>
-      <w:proofErr w:type="spellStart"/>
-      <w:r>
-        <w:t>iframe</w:t>
-      </w:r>
-      <w:proofErr w:type="spellEnd"/>
-      <w:r>
-        <w:t xml:space="preserve"> </w:t>
-      </w:r>
-      <w:proofErr w:type="spellStart"/>
-      <w:r>
-        <w:t>src</w:t>
-      </w:r>
-      <w:proofErr w:type="spellEnd"/>
-      <w:r>
-        <w:t>="https://www.investing.com/indices/us-spx-500-technical" height="400" width="100%"&gt;&lt;/</w:t>
-      </w:r>
-      <w:proofErr w:type="spellStart"/>
-      <w:r>
-        <w:t>iframe</w:t>
-      </w:r>
-      <w:proofErr w:type="spellEnd"/>
-      <w:r>
-        <w:t>&gt;</w:t>
-      </w:r>
-    </w:p>
-    <w:p>
-      <w:r>
-        <w:t xml:space="preserve">    &lt;/div&gt;</w:t>
-      </w:r>
-    </w:p>
-    <w:p/>
-    <w:p>
-      <w:r>
-        <w:t xml:space="preserve">    &lt;div class="widget"&gt;</w:t>
-      </w:r>
-    </w:p>
-    <w:p>
-      <w:r>
-        <w:t xml:space="preserve">      &lt;h2&gt;</w:t>
-      </w:r>
-      <w:r>
-        <w:rPr>
-          <w:rFonts w:ascii="Apple Color Emoji" w:hAnsi="Apple Color Emoji" w:cs="Apple Color Emoji"/>
-        </w:rPr>
-        <w:t>📊</w:t>
-      </w:r>
-      <w:r>
-        <w:t xml:space="preserve"> Gold (XAU/USD) Trend&lt;/h2&gt;</w:t>
-      </w:r>
-    </w:p>
-    <w:p>
-      <w:r>
-        <w:t xml:space="preserve">      &lt;</w:t>
-      </w:r>
-      <w:proofErr w:type="spellStart"/>
-      <w:r>
-        <w:t>iframe</w:t>
-      </w:r>
-      <w:proofErr w:type="spellEnd"/>
-      <w:r>
-        <w:t xml:space="preserve"> src="https://www.tradingview.com/widgetembed/?symbol=FX:XAUUSD&amp;interval=60&amp;theme=dark" height="400"&gt;&lt;/</w:t>
-      </w:r>
-      <w:proofErr w:type="spellStart"/>
-      <w:r>
-        <w:t>iframe</w:t>
-      </w:r>
-      <w:proofErr w:type="spellEnd"/>
-      <w:r>
-        <w:t>&gt;</w:t>
-      </w:r>
-    </w:p>
-    <w:p>
-      <w:r>
-        <w:t xml:space="preserve">    &lt;/div&gt;</w:t>
-      </w:r>
-    </w:p>
-    <w:p/>
-    <w:p>
-      <w:r>
-        <w:t xml:space="preserve">    </w:t>
-      </w:r>
-      <w:proofErr w:type="gramStart"/>
-      <w:r>
-        <w:t>&lt;!--</w:t>
-      </w:r>
-      <w:proofErr w:type="gramEnd"/>
-      <w:r>
-        <w:t xml:space="preserve"> News Section --&gt;</w:t>
-      </w:r>
-    </w:p>
-    <w:p>
-      <w:r>
-        <w:t xml:space="preserve">    &lt;div class="news"&gt;</w:t>
-      </w:r>
-    </w:p>
-    <w:p>
-      <w:r>
-        <w:t xml:space="preserve">      &lt;h2&gt;</w:t>
-      </w:r>
-      <w:r>
-        <w:rPr>
-          <w:rFonts w:ascii="Apple Color Emoji" w:hAnsi="Apple Color Emoji" w:cs="Apple Color Emoji"/>
-        </w:rPr>
-        <w:t>📰</w:t>
-      </w:r>
-      <w:r>
-        <w:t xml:space="preserve"> Latest Forex &amp; Commodities News&lt;/h2&gt;</w:t>
-      </w:r>
-    </w:p>
-    <w:p>
-      <w:r>
-        <w:t xml:space="preserve">      &lt;</w:t>
-      </w:r>
-      <w:proofErr w:type="spellStart"/>
-      <w:r>
-        <w:t>iframe</w:t>
-      </w:r>
-      <w:proofErr w:type="spellEnd"/>
-      <w:r>
-        <w:t xml:space="preserve"> </w:t>
-      </w:r>
-      <w:proofErr w:type="spellStart"/>
-      <w:r>
-        <w:t>src</w:t>
-      </w:r>
-      <w:proofErr w:type="spellEnd"/>
-      <w:r>
-        <w:t>="https://www.investing.com/news/forex-news" height="500" width="100%"&gt;&lt;/</w:t>
-      </w:r>
-      <w:proofErr w:type="spellStart"/>
-      <w:r>
-        <w:t>iframe</w:t>
-      </w:r>
-      <w:proofErr w:type="spellEnd"/>
-      <w:r>
-        <w:t>&gt;</w:t>
-      </w:r>
-    </w:p>
-    <w:p>
-      <w:r>
-        <w:t xml:space="preserve">    &lt;/div&gt;</w:t>
-      </w:r>
-    </w:p>
-    <w:p/>
-    <w:p>
-      <w:r>
-        <w:t xml:space="preserve">    &lt;p style="</w:t>
-      </w:r>
-      <w:proofErr w:type="spellStart"/>
-      <w:r>
-        <w:t>text-</w:t>
-      </w:r>
-      <w:proofErr w:type="gramStart"/>
-      <w:r>
-        <w:t>align:center</w:t>
-      </w:r>
-      <w:proofErr w:type="spellEnd"/>
-      <w:proofErr w:type="gramEnd"/>
-      <w:r>
-        <w:t>; margin-top:30px; font-size:14px;"&gt;</w:t>
-      </w:r>
-    </w:p>
-    <w:p>
-      <w:r>
-        <w:t xml:space="preserve">      Refresh the page for latest </w:t>
-      </w:r>
-      <w:proofErr w:type="gramStart"/>
-      <w:r>
-        <w:t>data.&lt;</w:t>
-      </w:r>
-      <w:proofErr w:type="spellStart"/>
-      <w:proofErr w:type="gramEnd"/>
-      <w:r>
-        <w:t>br</w:t>
-      </w:r>
-      <w:proofErr w:type="spellEnd"/>
-      <w:r>
-        <w:t>&gt;</w:t>
-      </w:r>
-    </w:p>
-    <w:p>
-      <w:r>
-        <w:t xml:space="preserve">      &lt;strong&gt;Disclaimer:&lt;/strong&gt; This is for information only. Not financial advice. Trade at your own risk.</w:t>
-      </w:r>
-    </w:p>
-    <w:p>
-      <w:r>
-        <w:t xml:space="preserve">    &lt;/p&gt;</w:t>
-      </w:r>
-    </w:p>
-    <w:p>
-      <w:r>
-        <w:t xml:space="preserve">  &lt;/div&gt;</w:t>
-      </w:r>
-    </w:p>
-    <w:p>
-      <w:r>
-        <w:t>&lt;/body&gt;</w:t>
-      </w:r>
-    </w:p>
-    <w:p>
-      <w:r>
-        <w:lastRenderedPageBreak/>
-        <w:t>&lt;/html&gt;</w:t>
+        <w:t>👉</w:t>
+      </w:r>
+      <w:r>
+        <w:t xml:space="preserve"> "deploy next" to prepare HYBRID for production hosting on Vercel</w:t>
       </w:r>
     </w:p>
     <w:sectPr>
